--- a/frontend/templates/Revision-Unit-7-Group-215-paper.docx
+++ b/frontend/templates/Revision-Unit-7-Group-215-paper.docx
@@ -4,22 +4,20 @@
   <w:body>
     <w:p>
       <w:pPr>
-        <w:pStyle w:val="Heading1"/>
+        <w:pStyle w:val="Title"/>
       </w:pPr>
       <w:r>
-        <w:t>Revision Test · Evolve 5 · Unit 7</w:t>
+        <w:t>RT1 · Evolve 5 · Unit 7</w:t>
       </w:r>
     </w:p>
     <w:p>
       <w:r>
-        <w:t>Group: 215    Name: ___________________________________________</w:t>
-        <w:br/>
-        <w:t>Date: ____________________</w:t>
+        <w:t>Group 215 · Test Version A</w:t>
       </w:r>
     </w:p>
     <w:p>
       <w:r>
-        <w:t>Complete the short tasks and write an essay of about 250 words. Write your own answers. Your teacher will tell you when to move on to speaking. The individual oral answer has no preparation; the dialogue has one minute preparation.</w:t>
+        <w:t>For questions 1–20, choose ONE best answer and shade A, B, C, D or E on the separate ZipGrade answer sheet. Do not write MCQ answers on this question paper. Check the question numbers carefully. Fill in your name and group (Period). Select Version A if using that field. Write the essay on the separate double-sided essay sheet. Record your research participation choice on that sheet.</w:t>
       </w:r>
     </w:p>
     <w:p>
@@ -27,195 +25,381 @@
         <w:pStyle w:val="Heading1"/>
       </w:pPr>
       <w:r>
-        <w:t>Optional research participation</w:t>
+        <w:t>Vocabulary and collocations · 1–8</w:t>
       </w:r>
     </w:p>
     <w:p>
       <w:r>
-        <w:t>This test is also part of a study of vocabulary learning. If you agree, your answers, scores and essay may be analysed for research. Your name is retained for your teacher’s assessment; research reporting should not identify you. Participation is voluntary. Declining does not affect your grade or your access to the test. You can ask your teacher to withdraw your research data before anonymisation. Some participants receive a short reading preview. No electronic response times are collected in this paper version.</w:t>
+        <w:t>1. Choose the expression that best fits the meaning and usage in this context.</w:t>
+        <w:br/>
+        <w:t>A promotion doubled Nina’s salary, but she still felt that her work achieved nothing useful. Volunteering at a literacy centre finally gave her a sense of ___.</w:t>
+      </w:r>
+    </w:p>
+    <w:p>
+      <w:pPr>
+        <w:spacing w:after="20"/>
+      </w:pPr>
+      <w:r>
+        <w:t>A. prosperity</w:t>
+      </w:r>
+    </w:p>
+    <w:p>
+      <w:pPr>
+        <w:spacing w:after="20"/>
+      </w:pPr>
+      <w:r>
+        <w:t>B. security</w:t>
+      </w:r>
+    </w:p>
+    <w:p>
+      <w:pPr>
+        <w:spacing w:after="20"/>
+      </w:pPr>
+      <w:r>
+        <w:t>C. recognition</w:t>
+      </w:r>
+    </w:p>
+    <w:p>
+      <w:pPr>
+        <w:spacing w:after="20"/>
+      </w:pPr>
+      <w:r>
+        <w:t>D. fulfilment</w:t>
+      </w:r>
+    </w:p>
+    <w:p>
+      <w:pPr>
+        <w:spacing w:after="20"/>
+      </w:pPr>
+      <w:r>
+        <w:t>E. ambition</w:t>
       </w:r>
     </w:p>
     <w:p>
       <w:r>
-        <w:t>Choose one option (neither is selected in advance):</w:t>
+        <w:t>2. Choose the expression that best fits the meaning and usage in this context.</w:t>
         <w:br/>
-        <w:t>☐ I agree to participate in the research.</w:t>
-        <w:br/>
-        <w:t>☐ I want to take the test without participating in the research.</w:t>
+        <w:t>Most people find emergency medicine exhausting, but Sam cannot imagine doing anything else. He sees it as his ___, rather than just a way to earn money.</w:t>
+      </w:r>
+    </w:p>
+    <w:p>
+      <w:pPr>
+        <w:spacing w:after="20"/>
+      </w:pPr>
+      <w:r>
+        <w:t>A. achievement</w:t>
+      </w:r>
+    </w:p>
+    <w:p>
+      <w:pPr>
+        <w:spacing w:after="20"/>
+      </w:pPr>
+      <w:r>
+        <w:t>B. calling</w:t>
+      </w:r>
+    </w:p>
+    <w:p>
+      <w:pPr>
+        <w:spacing w:after="20"/>
+      </w:pPr>
+      <w:r>
+        <w:t>C. qualification</w:t>
+      </w:r>
+    </w:p>
+    <w:p>
+      <w:pPr>
+        <w:spacing w:after="20"/>
+      </w:pPr>
+      <w:r>
+        <w:t>D. promotion</w:t>
+      </w:r>
+    </w:p>
+    <w:p>
+      <w:pPr>
+        <w:spacing w:after="20"/>
+      </w:pPr>
+      <w:r>
+        <w:t>E. reputation</w:t>
       </w:r>
     </w:p>
     <w:p>
       <w:r>
-        <w:t>Signature (optional): ______________________________</w:t>
+        <w:t>3. Choose the expression that best fits the meaning and usage in this context.</w:t>
+        <w:br/>
+        <w:t>Alex enjoys his colleagues’ company, but his natural ___ is to work independently. He usually chooses tasks he can complete alone.</w:t>
       </w:r>
     </w:p>
     <w:p>
       <w:pPr>
-        <w:pStyle w:val="Heading1"/>
+        <w:spacing w:after="20"/>
       </w:pPr>
       <w:r>
-        <w:t>Vocabulary</w:t>
+        <w:t>A. inclination</w:t>
+      </w:r>
+    </w:p>
+    <w:p>
+      <w:pPr>
+        <w:spacing w:after="20"/>
+      </w:pPr>
+      <w:r>
+        <w:t>B. obligation</w:t>
+      </w:r>
+    </w:p>
+    <w:p>
+      <w:pPr>
+        <w:spacing w:after="20"/>
+      </w:pPr>
+      <w:r>
+        <w:t>C. qualification</w:t>
+      </w:r>
+    </w:p>
+    <w:p>
+      <w:pPr>
+        <w:spacing w:after="20"/>
+      </w:pPr>
+      <w:r>
+        <w:t>D. ability</w:t>
+      </w:r>
+    </w:p>
+    <w:p>
+      <w:pPr>
+        <w:spacing w:after="20"/>
+      </w:pPr>
+      <w:r>
+        <w:t>E. opportunity</w:t>
       </w:r>
     </w:p>
     <w:p>
       <w:r>
-        <w:t>Complete each gap with the appropriate word or phrase. Where choices are given, select one answer.</w:t>
+        <w:t>4. Which sentence uses conundrum accurately?</w:t>
+      </w:r>
+    </w:p>
+    <w:p>
+      <w:pPr>
+        <w:spacing w:after="20"/>
+      </w:pPr>
+      <w:r>
+        <w:t>A. Both suppliers have serious drawbacks, and the team faces a conundrum.</w:t>
+      </w:r>
+    </w:p>
+    <w:p>
+      <w:pPr>
+        <w:spacing w:after="20"/>
+      </w:pPr>
+      <w:r>
+        <w:t>B. The supplier delivered early, so the team received a conundrum.</w:t>
+      </w:r>
+    </w:p>
+    <w:p>
+      <w:pPr>
+        <w:spacing w:after="20"/>
+      </w:pPr>
+      <w:r>
+        <w:t>C. The team hired a conundrum to supervise the delivery.</w:t>
+      </w:r>
+    </w:p>
+    <w:p>
+      <w:pPr>
+        <w:spacing w:after="20"/>
+      </w:pPr>
+      <w:r>
+        <w:t>D. The manager congratulated the team with a conundrum.</w:t>
+      </w:r>
+    </w:p>
+    <w:p>
+      <w:pPr>
+        <w:spacing w:after="20"/>
+      </w:pPr>
+      <w:r>
+        <w:t>E. The cheaper supplier offered a conundrum on the price.</w:t>
       </w:r>
     </w:p>
     <w:p>
       <w:r>
-        <w:t>1. The deep satisfaction of doing meaningful work is called ___.</w:t>
+        <w:t>5. Choose the expression that best fits the meaning and usage in this context.</w:t>
+        <w:br/>
+        <w:t>Before accepting the role, I spent two days ___ an experienced colleague: I followed her through meetings and watched how she dealt with customers.</w:t>
       </w:r>
     </w:p>
     <w:p>
       <w:pPr>
-        <w:spacing w:after="80"/>
+        <w:spacing w:after="20"/>
       </w:pPr>
       <w:r>
-        <w:t>Answer: ______________________________________________________________</w:t>
+        <w:t>A. mentoring</w:t>
+      </w:r>
+    </w:p>
+    <w:p>
+      <w:pPr>
+        <w:spacing w:after="20"/>
+      </w:pPr>
+      <w:r>
+        <w:t>B. shadowing</w:t>
+      </w:r>
+    </w:p>
+    <w:p>
+      <w:pPr>
+        <w:spacing w:after="20"/>
+      </w:pPr>
+      <w:r>
+        <w:t>C. supervising</w:t>
+      </w:r>
+    </w:p>
+    <w:p>
+      <w:pPr>
+        <w:spacing w:after="20"/>
+      </w:pPr>
+      <w:r>
+        <w:t>D. replacing</w:t>
+      </w:r>
+    </w:p>
+    <w:p>
+      <w:pPr>
+        <w:spacing w:after="20"/>
+      </w:pPr>
+      <w:r>
+        <w:t>E. recruiting</w:t>
       </w:r>
     </w:p>
     <w:p>
       <w:r>
-        <w:t>2. A profession you feel strongly drawn to is your ___.</w:t>
+        <w:t>6. Choose the expression that best fits the meaning and usage in this context.</w:t>
+        <w:br/>
+        <w:t>When the café lost its main supplier, its owner quickly found a new one and turned the crisis into a business opportunity. That showed her ___ skills.</w:t>
       </w:r>
     </w:p>
     <w:p>
       <w:pPr>
-        <w:spacing w:after="80"/>
+        <w:spacing w:after="20"/>
       </w:pPr>
       <w:r>
-        <w:t>Answer: ______________________________________________________________</w:t>
+        <w:t>A. analytical</w:t>
+      </w:r>
+    </w:p>
+    <w:p>
+      <w:pPr>
+        <w:spacing w:after="20"/>
+      </w:pPr>
+      <w:r>
+        <w:t>B. administrative</w:t>
+      </w:r>
+    </w:p>
+    <w:p>
+      <w:pPr>
+        <w:spacing w:after="20"/>
+      </w:pPr>
+      <w:r>
+        <w:t>C. interpersonal</w:t>
+      </w:r>
+    </w:p>
+    <w:p>
+      <w:pPr>
+        <w:spacing w:after="20"/>
+      </w:pPr>
+      <w:r>
+        <w:t>D. entrepreneurial</w:t>
+      </w:r>
+    </w:p>
+    <w:p>
+      <w:pPr>
+        <w:spacing w:after="20"/>
+      </w:pPr>
+      <w:r>
+        <w:t>E. technical</w:t>
       </w:r>
     </w:p>
     <w:p>
       <w:r>
-        <w:t>3. A natural tendency or preference is an ___.</w:t>
+        <w:t>7. Choose the expression that best fits the meaning and usage in this context.</w:t>
+        <w:br/>
+        <w:t>Since joining the mentoring scheme, Dan has started taking his studies seriously. His mentor has clearly been a good ___ on him.</w:t>
       </w:r>
     </w:p>
     <w:p>
       <w:pPr>
-        <w:spacing w:after="80"/>
+        <w:spacing w:after="20"/>
       </w:pPr>
       <w:r>
-        <w:t>Answer: ______________________________________________________________</w:t>
+        <w:t>A. example</w:t>
+      </w:r>
+    </w:p>
+    <w:p>
+      <w:pPr>
+        <w:spacing w:after="20"/>
+      </w:pPr>
+      <w:r>
+        <w:t>B. incentive</w:t>
+      </w:r>
+    </w:p>
+    <w:p>
+      <w:pPr>
+        <w:spacing w:after="20"/>
+      </w:pPr>
+      <w:r>
+        <w:t>C. impression</w:t>
+      </w:r>
+    </w:p>
+    <w:p>
+      <w:pPr>
+        <w:spacing w:after="20"/>
+      </w:pPr>
+      <w:r>
+        <w:t>D. motivation</w:t>
+      </w:r>
+    </w:p>
+    <w:p>
+      <w:pPr>
+        <w:spacing w:after="20"/>
+      </w:pPr>
+      <w:r>
+        <w:t>E. influence</w:t>
       </w:r>
     </w:p>
     <w:p>
       <w:r>
-        <w:t>4. A difficult problem or puzzle is a ___.</w:t>
+        <w:t>8. Choose the expression that best fits the meaning and usage in this context.</w:t>
+        <w:br/>
+        <w:t>The new ramp is inexpensive, but it allows wheelchair users to enter independently. Even a small change can make a real ___.</w:t>
       </w:r>
     </w:p>
     <w:p>
       <w:pPr>
-        <w:spacing w:after="80"/>
+        <w:spacing w:after="20"/>
       </w:pPr>
       <w:r>
-        <w:t>Answer: ______________________________________________________________</w:t>
+        <w:t>A. impression</w:t>
       </w:r>
     </w:p>
     <w:p>
+      <w:pPr>
+        <w:spacing w:after="20"/>
+      </w:pPr>
       <w:r>
-        <w:t>5. Following an experienced worker to learn their job is called ___.</w:t>
+        <w:t>B. difference</w:t>
       </w:r>
     </w:p>
     <w:p>
       <w:pPr>
-        <w:spacing w:after="80"/>
+        <w:spacing w:after="20"/>
       </w:pPr>
       <w:r>
-        <w:t>Answer: ______________________________________________________________</w:t>
+        <w:t>C. exception</w:t>
       </w:r>
     </w:p>
     <w:p>
+      <w:pPr>
+        <w:spacing w:after="20"/>
+      </w:pPr>
       <w:r>
-        <w:t>6. Skills associated with starting and running a business are ___ skills.</w:t>
+        <w:t>D. distinction</w:t>
       </w:r>
     </w:p>
     <w:p>
       <w:pPr>
-        <w:spacing w:after="80"/>
+        <w:spacing w:after="20"/>
       </w:pPr>
       <w:r>
-        <w:t>Answer: ______________________________________________________________</w:t>
-      </w:r>
-    </w:p>
-    <w:p>
-      <w:r>
-        <w:t>7. Someone who buys things without thinking is an ___ shopper.</w:t>
-      </w:r>
-    </w:p>
-    <w:p>
-      <w:pPr>
-        <w:spacing w:after="80"/>
-      </w:pPr>
-      <w:r>
-        <w:t>Answer: ______________________________________________________________</w:t>
-      </w:r>
-    </w:p>
-    <w:p>
-      <w:r>
-        <w:t>8. A shortage of something is called ___.</w:t>
-      </w:r>
-    </w:p>
-    <w:p>
-      <w:pPr>
-        <w:spacing w:after="80"/>
-      </w:pPr>
-      <w:r>
-        <w:t>Answer: ______________________________________________________________</w:t>
-      </w:r>
-    </w:p>
-    <w:p>
-      <w:r>
-        <w:t>9. A small encouragement towards a decision is a ___.</w:t>
-      </w:r>
-    </w:p>
-    <w:p>
-      <w:pPr>
-        <w:spacing w:after="80"/>
-      </w:pPr>
-      <w:r>
-        <w:t>Answer: ______________________________________________________________</w:t>
-      </w:r>
-    </w:p>
-    <w:p>
-      <w:r>
-        <w:t>10. Something that does not attract unwanted attention is ___.</w:t>
-      </w:r>
-    </w:p>
-    <w:p>
-      <w:pPr>
-        <w:spacing w:after="80"/>
-      </w:pPr>
-      <w:r>
-        <w:t>Answer: ______________________________________________________________</w:t>
-      </w:r>
-    </w:p>
-    <w:p>
-      <w:r>
-        <w:t>11. A standard used to judge success is a ___.</w:t>
-      </w:r>
-    </w:p>
-    <w:p>
-      <w:pPr>
-        <w:spacing w:after="80"/>
-      </w:pPr>
-      <w:r>
-        <w:t>Answer: ______________________________________________________________</w:t>
-      </w:r>
-    </w:p>
-    <w:p>
-      <w:r>
-        <w:t>12. A strong ambition for the future is an ___.</w:t>
-      </w:r>
-    </w:p>
-    <w:p>
-      <w:pPr>
-        <w:spacing w:after="80"/>
-      </w:pPr>
-      <w:r>
-        <w:t>Answer: ______________________________________________________________</w:t>
+        <w:t>E. contrast</w:t>
       </w:r>
     </w:p>
     <w:p>
@@ -228,233 +412,367 @@
         <w:pStyle w:val="Heading1"/>
       </w:pPr>
       <w:r>
-        <w:t>Collocations</w:t>
+        <w:t>Grammar · 9–16</w:t>
       </w:r>
     </w:p>
     <w:p>
       <w:r>
-        <w:t>Complete each gap with the appropriate word or phrase. Where choices are given, select one answer.</w:t>
+        <w:t>9. Choose the form that completes the sentence: She put off ___ the expensive course until she had compared the alternatives.</w:t>
+      </w:r>
+    </w:p>
+    <w:p>
+      <w:pPr>
+        <w:spacing w:after="20"/>
+      </w:pPr>
+      <w:r>
+        <w:t>A. to enrolling on</w:t>
+      </w:r>
+    </w:p>
+    <w:p>
+      <w:pPr>
+        <w:spacing w:after="20"/>
+      </w:pPr>
+      <w:r>
+        <w:t>B. enrol on</w:t>
+      </w:r>
+    </w:p>
+    <w:p>
+      <w:pPr>
+        <w:spacing w:after="20"/>
+      </w:pPr>
+      <w:r>
+        <w:t>C. enrolling on</w:t>
+      </w:r>
+    </w:p>
+    <w:p>
+      <w:pPr>
+        <w:spacing w:after="20"/>
+      </w:pPr>
+      <w:r>
+        <w:t>D. to enrol on</w:t>
+      </w:r>
+    </w:p>
+    <w:p>
+      <w:pPr>
+        <w:spacing w:after="20"/>
+      </w:pPr>
+      <w:r>
+        <w:t>E. having enrol on</w:t>
       </w:r>
     </w:p>
     <w:p>
       <w:r>
-        <w:t>13. She is a good ___ on her younger brother.</w:t>
+        <w:t>10. Choose the form that completes the sentence: We cannot afford ___ a decision that ignores the long-term costs.</w:t>
       </w:r>
     </w:p>
     <w:p>
       <w:pPr>
-        <w:spacing w:after="80"/>
+        <w:spacing w:after="20"/>
       </w:pPr>
       <w:r>
-        <w:t>Answer: ______________________________________________________________</w:t>
+        <w:t>A. making</w:t>
+      </w:r>
+    </w:p>
+    <w:p>
+      <w:pPr>
+        <w:spacing w:after="20"/>
+      </w:pPr>
+      <w:r>
+        <w:t>B. to making</w:t>
+      </w:r>
+    </w:p>
+    <w:p>
+      <w:pPr>
+        <w:spacing w:after="20"/>
+      </w:pPr>
+      <w:r>
+        <w:t>C. having make</w:t>
+      </w:r>
+    </w:p>
+    <w:p>
+      <w:pPr>
+        <w:spacing w:after="20"/>
+      </w:pPr>
+      <w:r>
+        <w:t>D. make</w:t>
+      </w:r>
+    </w:p>
+    <w:p>
+      <w:pPr>
+        <w:spacing w:after="20"/>
+      </w:pPr>
+      <w:r>
+        <w:t>E. to make</w:t>
       </w:r>
     </w:p>
     <w:p>
       <w:r>
-        <w:t>14. Even a small donation can make a ___.</w:t>
+        <w:t>11. Choose the correct completion: She was the first applicant ___ a workable solution.</w:t>
       </w:r>
     </w:p>
     <w:p>
       <w:pPr>
-        <w:spacing w:after="80"/>
+        <w:spacing w:after="20"/>
       </w:pPr>
       <w:r>
-        <w:t>Answer: ______________________________________________________________</w:t>
+        <w:t>A. to proposing</w:t>
+      </w:r>
+    </w:p>
+    <w:p>
+      <w:pPr>
+        <w:spacing w:after="20"/>
+      </w:pPr>
+      <w:r>
+        <w:t>B. to propose</w:t>
+      </w:r>
+    </w:p>
+    <w:p>
+      <w:pPr>
+        <w:spacing w:after="20"/>
+      </w:pPr>
+      <w:r>
+        <w:t>C. having propose</w:t>
+      </w:r>
+    </w:p>
+    <w:p>
+      <w:pPr>
+        <w:spacing w:after="20"/>
+      </w:pPr>
+      <w:r>
+        <w:t>D. propose</w:t>
+      </w:r>
+    </w:p>
+    <w:p>
+      <w:pPr>
+        <w:spacing w:after="20"/>
+      </w:pPr>
+      <w:r>
+        <w:t>E. proposing</w:t>
       </w:r>
     </w:p>
     <w:p>
       <w:r>
-        <w:t>15. I take ___ in helping others.</w:t>
+        <w:t>12. He remembered locking the office before leaving. What does this mean?</w:t>
       </w:r>
     </w:p>
     <w:p>
       <w:pPr>
-        <w:spacing w:after="80"/>
+        <w:spacing w:after="20"/>
       </w:pPr>
       <w:r>
-        <w:t>Answer: ______________________________________________________________</w:t>
+        <w:t>A. He stopped locking the office regularly.</w:t>
+      </w:r>
+    </w:p>
+    <w:p>
+      <w:pPr>
+        <w:spacing w:after="20"/>
+      </w:pPr>
+      <w:r>
+        <w:t>B. He arranged for another person to lock it.</w:t>
+      </w:r>
+    </w:p>
+    <w:p>
+      <w:pPr>
+        <w:spacing w:after="20"/>
+      </w:pPr>
+      <w:r>
+        <w:t>C. He forgot to lock the office.</w:t>
+      </w:r>
+    </w:p>
+    <w:p>
+      <w:pPr>
+        <w:spacing w:after="20"/>
+      </w:pPr>
+      <w:r>
+        <w:t>D. He recalled an action that had already happened.</w:t>
+      </w:r>
+    </w:p>
+    <w:p>
+      <w:pPr>
+        <w:spacing w:after="20"/>
+      </w:pPr>
+      <w:r>
+        <w:t>E. He reminded himself to lock the office later.</w:t>
       </w:r>
     </w:p>
     <w:p>
       <w:r>
-        <w:t>16. I bought it on a ___, without planning to.</w:t>
+        <w:t>13. Choose the correct completion: If I ___ a more reliable income now, I would be less anxious about changing careers.</w:t>
       </w:r>
     </w:p>
     <w:p>
       <w:pPr>
-        <w:spacing w:after="80"/>
+        <w:spacing w:after="20"/>
       </w:pPr>
       <w:r>
-        <w:t>Answer: ______________________________________________________________</w:t>
+        <w:t>A. had had</w:t>
+      </w:r>
+    </w:p>
+    <w:p>
+      <w:pPr>
+        <w:spacing w:after="20"/>
+      </w:pPr>
+      <w:r>
+        <w:t>B. have</w:t>
+      </w:r>
+    </w:p>
+    <w:p>
+      <w:pPr>
+        <w:spacing w:after="20"/>
+      </w:pPr>
+      <w:r>
+        <w:t>C. would have</w:t>
+      </w:r>
+    </w:p>
+    <w:p>
+      <w:pPr>
+        <w:spacing w:after="20"/>
+      </w:pPr>
+      <w:r>
+        <w:t>D. had</w:t>
+      </w:r>
+    </w:p>
+    <w:p>
+      <w:pPr>
+        <w:spacing w:after="20"/>
+      </w:pPr>
+      <w:r>
+        <w:t>E. will have</w:t>
       </w:r>
     </w:p>
     <w:p>
       <w:r>
-        <w:t>17. They offered a discount to sweeten the ___.</w:t>
+        <w:t>14. Choose the correct completion: If she had read the reviews, she ___ the unsuitable product last week.</w:t>
       </w:r>
     </w:p>
     <w:p>
       <w:pPr>
-        <w:spacing w:after="80"/>
+        <w:spacing w:after="20"/>
       </w:pPr>
       <w:r>
-        <w:t>Answer: ______________________________________________________________</w:t>
+        <w:t>A. would not buy</w:t>
+      </w:r>
+    </w:p>
+    <w:p>
+      <w:pPr>
+        <w:spacing w:after="20"/>
+      </w:pPr>
+      <w:r>
+        <w:t>B. did not buy</w:t>
+      </w:r>
+    </w:p>
+    <w:p>
+      <w:pPr>
+        <w:spacing w:after="20"/>
+      </w:pPr>
+      <w:r>
+        <w:t>C. had not bought</w:t>
+      </w:r>
+    </w:p>
+    <w:p>
+      <w:pPr>
+        <w:spacing w:after="20"/>
+      </w:pPr>
+      <w:r>
+        <w:t>D. will not have bought</w:t>
+      </w:r>
+    </w:p>
+    <w:p>
+      <w:pPr>
+        <w:spacing w:after="20"/>
+      </w:pPr>
+      <w:r>
+        <w:t>E. would not have bought</w:t>
       </w:r>
     </w:p>
     <w:p>
       <w:r>
-        <w:t>18. One policy change can have ___ effects across society.</w:t>
+        <w:t>15. Choose the sentence in which will after if expresses willingness rather than a predicted future event.</w:t>
       </w:r>
     </w:p>
     <w:p>
       <w:pPr>
-        <w:spacing w:after="80"/>
+        <w:spacing w:after="20"/>
       </w:pPr>
       <w:r>
-        <w:t>Answer: ______________________________________________________________</w:t>
+        <w:t>A. If the price will fall tomorrow, I will buy it.</w:t>
       </w:r>
     </w:p>
     <w:p>
       <w:pPr>
-        <w:pStyle w:val="Heading1"/>
+        <w:spacing w:after="20"/>
       </w:pPr>
       <w:r>
-        <w:t>Grammar</w:t>
+        <w:t>B. If it will rain tonight, we will cancel.</w:t>
+      </w:r>
+    </w:p>
+    <w:p>
+      <w:pPr>
+        <w:spacing w:after="20"/>
+      </w:pPr>
+      <w:r>
+        <w:t>C. If you will wait here, I will speak to the manager.</w:t>
+      </w:r>
+    </w:p>
+    <w:p>
+      <w:pPr>
+        <w:spacing w:after="20"/>
+      </w:pPr>
+      <w:r>
+        <w:t>D. If the shop will close at six, I will go earlier.</w:t>
+      </w:r>
+    </w:p>
+    <w:p>
+      <w:pPr>
+        <w:spacing w:after="20"/>
+      </w:pPr>
+      <w:r>
+        <w:t>E. If the delivery will arrive late, I will complain.</w:t>
       </w:r>
     </w:p>
     <w:p>
       <w:r>
-        <w:t>Complete each gap with the appropriate word or phrase. Where choices are given, select one answer.</w:t>
+        <w:t>16. Choose the correct completion: She accepted ___ offer because it was ___ only one that included training.</w:t>
       </w:r>
     </w:p>
     <w:p>
+      <w:pPr>
+        <w:spacing w:after="20"/>
+      </w:pPr>
       <w:r>
-        <w:t>19. She avoided ___ (buy) unnecessary things.</w:t>
+        <w:t>A. an / the</w:t>
       </w:r>
     </w:p>
     <w:p>
       <w:pPr>
-        <w:spacing w:after="80"/>
+        <w:spacing w:after="20"/>
       </w:pPr>
       <w:r>
-        <w:t>Answer: ______________________________________________________________</w:t>
+        <w:t>B. the / a</w:t>
       </w:r>
     </w:p>
     <w:p>
+      <w:pPr>
+        <w:spacing w:after="20"/>
+      </w:pPr>
       <w:r>
-        <w:t>20. They decided ___ (leave) early.</w:t>
+        <w:t>C. a / the</w:t>
       </w:r>
     </w:p>
     <w:p>
       <w:pPr>
-        <w:spacing w:after="80"/>
+        <w:spacing w:after="20"/>
       </w:pPr>
       <w:r>
-        <w:t>Answer: ______________________________________________________________</w:t>
+        <w:t>D. the / an</w:t>
       </w:r>
     </w:p>
     <w:p>
+      <w:pPr>
+        <w:spacing w:after="20"/>
+      </w:pPr>
       <w:r>
-        <w:t>21. He is interested in ___ (work) abroad.</w:t>
-      </w:r>
-    </w:p>
-    <w:p>
-      <w:pPr>
-        <w:spacing w:after="80"/>
-      </w:pPr>
-      <w:r>
-        <w:t>Answer: ______________________________________________________________</w:t>
-      </w:r>
-    </w:p>
-    <w:p>
-      <w:r>
-        <w:t>22. It is difficult ___ (choose) a career.</w:t>
-      </w:r>
-    </w:p>
-    <w:p>
-      <w:pPr>
-        <w:spacing w:after="80"/>
-      </w:pPr>
-      <w:r>
-        <w:t>Answer: ______________________________________________________________</w:t>
-      </w:r>
-    </w:p>
-    <w:p>
-      <w:r>
-        <w:t>23. If I ___ (have) more time now, I would volunteer.</w:t>
-      </w:r>
-    </w:p>
-    <w:p>
-      <w:pPr>
-        <w:spacing w:after="80"/>
-      </w:pPr>
-      <w:r>
-        <w:t>Answer: ______________________________________________________________</w:t>
-      </w:r>
-    </w:p>
-    <w:p>
-      <w:r>
-        <w:t>24. If she had checked the reviews, she ___ (not / buy) it.</w:t>
-      </w:r>
-    </w:p>
-    <w:p>
-      <w:pPr>
-        <w:spacing w:after="80"/>
-      </w:pPr>
-      <w:r>
-        <w:t>Answer: ______________________________________________________________</w:t>
-      </w:r>
-    </w:p>
-    <w:p>
-      <w:r>
-        <w:t>25. If you ___ (wait; willingness) here, I will ask the manager to help.</w:t>
-      </w:r>
-    </w:p>
-    <w:p>
-      <w:pPr>
-        <w:spacing w:after="80"/>
-      </w:pPr>
-      <w:r>
-        <w:t>Answer: ______________________________________________________________</w:t>
-      </w:r>
-    </w:p>
-    <w:p>
-      <w:r>
-        <w:t>26. She bought ___ umbrella.</w:t>
-      </w:r>
-    </w:p>
-    <w:p>
-      <w:pPr>
-        <w:spacing w:after="80"/>
-      </w:pPr>
-      <w:r>
-        <w:t>Answer: ______________________________________________________________</w:t>
-      </w:r>
-    </w:p>
-    <w:p>
-      <w:r>
-        <w:t>27. This is ___ first time I have visited London.</w:t>
-      </w:r>
-    </w:p>
-    <w:p>
-      <w:pPr>
-        <w:spacing w:after="80"/>
-      </w:pPr>
-      <w:r>
-        <w:t>Answer: ______________________________________________________________</w:t>
-      </w:r>
-    </w:p>
-    <w:p>
-      <w:r>
-        <w:t>28. I need one more example. Could you give me ___ example?</w:t>
-      </w:r>
-    </w:p>
-    <w:p>
-      <w:pPr>
-        <w:spacing w:after="80"/>
-      </w:pPr>
-      <w:r>
-        <w:t>Answer: ______________________________________________________________</w:t>
+        <w:t>E. an / an</w:t>
       </w:r>
     </w:p>
     <w:p>
@@ -467,90 +785,193 @@
         <w:pStyle w:val="Heading1"/>
       </w:pPr>
       <w:r>
-        <w:t>Group-specific vocabulary</w:t>
+        <w:t>Group-specific vocabulary · 17–20</w:t>
       </w:r>
     </w:p>
     <w:p>
       <w:r>
-        <w:t>Complete each gap with the appropriate word or phrase. Where choices are given, select one answer.</w:t>
+        <w:t>17. Which sentence uses janitor accurately?</w:t>
+      </w:r>
+    </w:p>
+    <w:p>
+      <w:pPr>
+        <w:spacing w:after="20"/>
+      </w:pPr>
+      <w:r>
+        <w:t>A. The school janitor treated the pupil’s broken arm.</w:t>
+      </w:r>
+    </w:p>
+    <w:p>
+      <w:pPr>
+        <w:spacing w:after="20"/>
+      </w:pPr>
+      <w:r>
+        <w:t>B. The school janitor represented a student in court.</w:t>
+      </w:r>
+    </w:p>
+    <w:p>
+      <w:pPr>
+        <w:spacing w:after="20"/>
+      </w:pPr>
+      <w:r>
+        <w:t>C. The school janitor cleaned the spill and checked the building after lessons.</w:t>
+      </w:r>
+    </w:p>
+    <w:p>
+      <w:pPr>
+        <w:spacing w:after="20"/>
+      </w:pPr>
+      <w:r>
+        <w:t>D. The school janitor approved the annual curriculum.</w:t>
+      </w:r>
+    </w:p>
+    <w:p>
+      <w:pPr>
+        <w:spacing w:after="20"/>
+      </w:pPr>
+      <w:r>
+        <w:t>E. The school janitor taught the mathematics lesson.</w:t>
       </w:r>
     </w:p>
     <w:p>
       <w:r>
-        <w:t>29. A person employed to clean and maintain a building is a ___.</w:t>
+        <w:t>18. Choose the expression that best fits the meaning and usage in this context.</w:t>
+        <w:br/>
+        <w:t>Rather than ask her supervisor for advice, Mia discussed the problem with a ___ who had the same role and level of responsibility.</w:t>
       </w:r>
     </w:p>
     <w:p>
       <w:pPr>
-        <w:spacing w:after="80"/>
+        <w:spacing w:after="20"/>
       </w:pPr>
       <w:r>
-        <w:t>Answer: ______________________________________________________________</w:t>
+        <w:t>A. peer</w:t>
+      </w:r>
+    </w:p>
+    <w:p>
+      <w:pPr>
+        <w:spacing w:after="20"/>
+      </w:pPr>
+      <w:r>
+        <w:t>B. trainee</w:t>
+      </w:r>
+    </w:p>
+    <w:p>
+      <w:pPr>
+        <w:spacing w:after="20"/>
+      </w:pPr>
+      <w:r>
+        <w:t>C. mentor</w:t>
+      </w:r>
+    </w:p>
+    <w:p>
+      <w:pPr>
+        <w:spacing w:after="20"/>
+      </w:pPr>
+      <w:r>
+        <w:t>D. supervisor</w:t>
+      </w:r>
+    </w:p>
+    <w:p>
+      <w:pPr>
+        <w:spacing w:after="20"/>
+      </w:pPr>
+      <w:r>
+        <w:t>E. subordinate</w:t>
       </w:r>
     </w:p>
     <w:p>
       <w:r>
-        <w:t>30. Someone of similar age or status is a ___.</w:t>
+        <w:t>19. Choose the expression that best fits the meaning and usage in this context.</w:t>
+        <w:br/>
+        <w:t>Our contracts cover forty hours a week. The additional six hours needed to finish the project must be recorded and paid as ___.</w:t>
       </w:r>
     </w:p>
     <w:p>
       <w:pPr>
-        <w:spacing w:after="80"/>
+        <w:spacing w:after="20"/>
       </w:pPr>
       <w:r>
-        <w:t>Answer: ______________________________________________________________</w:t>
+        <w:t>A. commission</w:t>
+      </w:r>
+    </w:p>
+    <w:p>
+      <w:pPr>
+        <w:spacing w:after="20"/>
+      </w:pPr>
+      <w:r>
+        <w:t>B. allowance</w:t>
+      </w:r>
+    </w:p>
+    <w:p>
+      <w:pPr>
+        <w:spacing w:after="20"/>
+      </w:pPr>
+      <w:r>
+        <w:t>C. bonus</w:t>
+      </w:r>
+    </w:p>
+    <w:p>
+      <w:pPr>
+        <w:spacing w:after="20"/>
+      </w:pPr>
+      <w:r>
+        <w:t>D. salary</w:t>
+      </w:r>
+    </w:p>
+    <w:p>
+      <w:pPr>
+        <w:spacing w:after="20"/>
+      </w:pPr>
+      <w:r>
+        <w:t>E. overtime</w:t>
       </w:r>
     </w:p>
     <w:p>
       <w:r>
-        <w:t>31. Time spent working beyond regular hours is ___.</w:t>
+        <w:t>20. Choose the expression that best fits the meaning and usage in this context.</w:t>
+        <w:br/>
+        <w:t>New employees meet their team, learn the software and review company procedures during their first week. These activities are part of their ___.</w:t>
       </w:r>
     </w:p>
     <w:p>
       <w:pPr>
-        <w:spacing w:after="80"/>
+        <w:spacing w:after="20"/>
       </w:pPr>
       <w:r>
-        <w:t>Answer: ______________________________________________________________</w:t>
+        <w:t>A. promotion</w:t>
       </w:r>
     </w:p>
     <w:p>
+      <w:pPr>
+        <w:spacing w:after="20"/>
+      </w:pPr>
       <w:r>
-        <w:t>32. Introducing a new employee to a company is ___.</w:t>
+        <w:t>B. appraisal</w:t>
       </w:r>
     </w:p>
     <w:p>
       <w:pPr>
-        <w:spacing w:after="80"/>
+        <w:spacing w:after="20"/>
       </w:pPr>
       <w:r>
-        <w:t>Answer: ______________________________________________________________</w:t>
+        <w:t>C. onboarding</w:t>
       </w:r>
     </w:p>
     <w:p>
+      <w:pPr>
+        <w:spacing w:after="20"/>
+      </w:pPr>
       <w:r>
-        <w:t>33. An extra benefit of a job is a ___.</w:t>
+        <w:t>D. recruitment</w:t>
       </w:r>
     </w:p>
     <w:p>
       <w:pPr>
-        <w:spacing w:after="80"/>
+        <w:spacing w:after="20"/>
       </w:pPr>
       <w:r>
-        <w:t>Answer: ______________________________________________________________</w:t>
-      </w:r>
-    </w:p>
-    <w:p>
-      <w:r>
-        <w:t>34. A loan used to buy a home is a ___.</w:t>
-      </w:r>
-    </w:p>
-    <w:p>
-      <w:pPr>
-        <w:spacing w:after="80"/>
-      </w:pPr>
-      <w:r>
-        <w:t>Answer: ______________________________________________________________</w:t>
+        <w:t>E. probation</w:t>
       </w:r>
     </w:p>
     <w:p>
@@ -568,342 +989,12 @@
     </w:p>
     <w:p>
       <w:r>
-        <w:t>You may continue on the next page. Approximate word count: __________</w:t>
-      </w:r>
-    </w:p>
-    <w:p>
-      <w:pPr>
-        <w:spacing w:after="80"/>
-      </w:pPr>
-      <w:r>
-        <w:t>________________________________________________________________________</w:t>
-      </w:r>
-    </w:p>
-    <w:p>
-      <w:pPr>
-        <w:spacing w:after="80"/>
-      </w:pPr>
-      <w:r>
-        <w:t>________________________________________________________________________</w:t>
-      </w:r>
-    </w:p>
-    <w:p>
-      <w:pPr>
-        <w:spacing w:after="80"/>
-      </w:pPr>
-      <w:r>
-        <w:t>________________________________________________________________________</w:t>
-      </w:r>
-    </w:p>
-    <w:p>
-      <w:pPr>
-        <w:spacing w:after="80"/>
-      </w:pPr>
-      <w:r>
-        <w:t>________________________________________________________________________</w:t>
-      </w:r>
-    </w:p>
-    <w:p>
-      <w:pPr>
-        <w:spacing w:after="80"/>
-      </w:pPr>
-      <w:r>
-        <w:t>________________________________________________________________________</w:t>
-      </w:r>
-    </w:p>
-    <w:p>
-      <w:pPr>
-        <w:spacing w:after="80"/>
-      </w:pPr>
-      <w:r>
-        <w:t>________________________________________________________________________</w:t>
-      </w:r>
-    </w:p>
-    <w:p>
-      <w:pPr>
-        <w:spacing w:after="80"/>
-      </w:pPr>
-      <w:r>
-        <w:t>________________________________________________________________________</w:t>
-      </w:r>
-    </w:p>
-    <w:p>
-      <w:pPr>
-        <w:spacing w:after="80"/>
-      </w:pPr>
-      <w:r>
-        <w:t>________________________________________________________________________</w:t>
-      </w:r>
-    </w:p>
-    <w:p>
-      <w:pPr>
-        <w:spacing w:after="80"/>
-      </w:pPr>
-      <w:r>
-        <w:t>________________________________________________________________________</w:t>
-      </w:r>
-    </w:p>
-    <w:p>
-      <w:pPr>
-        <w:spacing w:after="80"/>
-      </w:pPr>
-      <w:r>
-        <w:t>________________________________________________________________________</w:t>
-      </w:r>
-    </w:p>
-    <w:p>
-      <w:pPr>
-        <w:spacing w:after="80"/>
-      </w:pPr>
-      <w:r>
-        <w:t>________________________________________________________________________</w:t>
-      </w:r>
-    </w:p>
-    <w:p>
-      <w:pPr>
-        <w:spacing w:after="80"/>
-      </w:pPr>
-      <w:r>
-        <w:t>________________________________________________________________________</w:t>
-      </w:r>
-    </w:p>
-    <w:p>
-      <w:r>
-        <w:br w:type="page"/>
-      </w:r>
-    </w:p>
-    <w:p>
-      <w:pPr>
-        <w:pStyle w:val="Heading1"/>
-      </w:pPr>
-      <w:r>
-        <w:t>Essay · continued</w:t>
-      </w:r>
-    </w:p>
-    <w:p>
-      <w:r>
-        <w:t>Group 215    Name: ______________________________________________</w:t>
-      </w:r>
-    </w:p>
-    <w:p>
-      <w:pPr>
-        <w:spacing w:after="80"/>
-      </w:pPr>
-      <w:r>
-        <w:t>________________________________________________________________________</w:t>
-      </w:r>
-    </w:p>
-    <w:p>
-      <w:pPr>
-        <w:spacing w:after="80"/>
-      </w:pPr>
-      <w:r>
-        <w:t>________________________________________________________________________</w:t>
-      </w:r>
-    </w:p>
-    <w:p>
-      <w:pPr>
-        <w:spacing w:after="80"/>
-      </w:pPr>
-      <w:r>
-        <w:t>________________________________________________________________________</w:t>
-      </w:r>
-    </w:p>
-    <w:p>
-      <w:pPr>
-        <w:spacing w:after="80"/>
-      </w:pPr>
-      <w:r>
-        <w:t>________________________________________________________________________</w:t>
-      </w:r>
-    </w:p>
-    <w:p>
-      <w:pPr>
-        <w:spacing w:after="80"/>
-      </w:pPr>
-      <w:r>
-        <w:t>________________________________________________________________________</w:t>
-      </w:r>
-    </w:p>
-    <w:p>
-      <w:pPr>
-        <w:spacing w:after="80"/>
-      </w:pPr>
-      <w:r>
-        <w:t>________________________________________________________________________</w:t>
-      </w:r>
-    </w:p>
-    <w:p>
-      <w:pPr>
-        <w:spacing w:after="80"/>
-      </w:pPr>
-      <w:r>
-        <w:t>________________________________________________________________________</w:t>
-      </w:r>
-    </w:p>
-    <w:p>
-      <w:pPr>
-        <w:spacing w:after="80"/>
-      </w:pPr>
-      <w:r>
-        <w:t>________________________________________________________________________</w:t>
-      </w:r>
-    </w:p>
-    <w:p>
-      <w:pPr>
-        <w:spacing w:after="80"/>
-      </w:pPr>
-      <w:r>
-        <w:t>________________________________________________________________________</w:t>
-      </w:r>
-    </w:p>
-    <w:p>
-      <w:pPr>
-        <w:spacing w:after="80"/>
-      </w:pPr>
-      <w:r>
-        <w:t>________________________________________________________________________</w:t>
-      </w:r>
-    </w:p>
-    <w:p>
-      <w:pPr>
-        <w:spacing w:after="80"/>
-      </w:pPr>
-      <w:r>
-        <w:t>________________________________________________________________________</w:t>
-      </w:r>
-    </w:p>
-    <w:p>
-      <w:pPr>
-        <w:spacing w:after="80"/>
-      </w:pPr>
-      <w:r>
-        <w:t>________________________________________________________________________</w:t>
-      </w:r>
-    </w:p>
-    <w:p>
-      <w:pPr>
-        <w:spacing w:after="80"/>
-      </w:pPr>
-      <w:r>
-        <w:t>________________________________________________________________________</w:t>
-      </w:r>
-    </w:p>
-    <w:p>
-      <w:pPr>
-        <w:spacing w:after="80"/>
-      </w:pPr>
-      <w:r>
-        <w:t>________________________________________________________________________</w:t>
-      </w:r>
-    </w:p>
-    <w:p>
-      <w:pPr>
-        <w:spacing w:after="80"/>
-      </w:pPr>
-      <w:r>
-        <w:t>________________________________________________________________________</w:t>
-      </w:r>
-    </w:p>
-    <w:p>
-      <w:pPr>
-        <w:spacing w:after="80"/>
-      </w:pPr>
-      <w:r>
-        <w:t>________________________________________________________________________</w:t>
-      </w:r>
-    </w:p>
-    <w:p>
-      <w:pPr>
-        <w:spacing w:after="80"/>
-      </w:pPr>
-      <w:r>
-        <w:t>________________________________________________________________________</w:t>
-      </w:r>
-    </w:p>
-    <w:p>
-      <w:pPr>
-        <w:spacing w:after="80"/>
-      </w:pPr>
-      <w:r>
-        <w:t>________________________________________________________________________</w:t>
-      </w:r>
-    </w:p>
-    <w:p>
-      <w:pPr>
-        <w:spacing w:after="80"/>
-      </w:pPr>
-      <w:r>
-        <w:t>________________________________________________________________________</w:t>
-      </w:r>
-    </w:p>
-    <w:p>
-      <w:pPr>
-        <w:spacing w:after="80"/>
-      </w:pPr>
-      <w:r>
-        <w:t>________________________________________________________________________</w:t>
-      </w:r>
-    </w:p>
-    <w:p>
-      <w:pPr>
-        <w:spacing w:after="80"/>
-      </w:pPr>
-      <w:r>
-        <w:t>________________________________________________________________________</w:t>
-      </w:r>
-    </w:p>
-    <w:p>
-      <w:pPr>
-        <w:spacing w:after="80"/>
-      </w:pPr>
-      <w:r>
-        <w:t>________________________________________________________________________</w:t>
-      </w:r>
-    </w:p>
-    <w:p>
-      <w:pPr>
-        <w:spacing w:after="80"/>
-      </w:pPr>
-      <w:r>
-        <w:t>________________________________________________________________________</w:t>
-      </w:r>
-    </w:p>
-    <w:p>
-      <w:pPr>
-        <w:spacing w:after="80"/>
-      </w:pPr>
-      <w:r>
-        <w:t>________________________________________________________________________</w:t>
-      </w:r>
-    </w:p>
-    <w:p>
-      <w:pPr>
-        <w:spacing w:after="80"/>
-      </w:pPr>
-      <w:r>
-        <w:t>________________________________________________________________________</w:t>
-      </w:r>
-    </w:p>
-    <w:p>
-      <w:pPr>
-        <w:spacing w:after="80"/>
-      </w:pPr>
-      <w:r>
-        <w:t>________________________________________________________________________</w:t>
-      </w:r>
-    </w:p>
-    <w:p>
-      <w:pPr>
-        <w:spacing w:after="80"/>
-      </w:pPr>
-      <w:r>
-        <w:t>________________________________________________________________________</w:t>
+        <w:t>Write your essay on the separate essay sheet. Do not write on this question paper.</w:t>
       </w:r>
     </w:p>
     <w:sectPr>
       <w:pgSz w:w="11906" w:h="16838"/>
-      <w:pgMar w:top="737" w:right="850" w:bottom="737" w:left="850" w:header="720" w:footer="720" w:gutter="0"/>
+      <w:pgMar w:top="737" w:right="907" w:bottom="737" w:left="907" w:header="720" w:footer="720" w:gutter="0"/>
       <w:cols w:space="720"/>
       <w:docGrid w:linePitch="360"/>
     </w:sectPr>
@@ -1279,7 +1370,7 @@
     </w:pPr>
     <w:rPr>
       <w:rFonts w:ascii="Calibri" w:hAnsi="Calibri"/>
-      <w:sz w:val="22"/>
+      <w:sz w:val="21"/>
     </w:rPr>
   </w:style>
   <w:style w:type="paragraph" w:styleId="Header">

--- a/frontend/templates/Revision-Unit-7-Group-215-paper.docx
+++ b/frontend/templates/Revision-Unit-7-Group-215-paper.docx
@@ -40,7 +40,7 @@
         <w:spacing w:after="20"/>
       </w:pPr>
       <w:r>
-        <w:t>A. prosperity</w:t>
+        <w:t>A. inclination</w:t>
       </w:r>
     </w:p>
     <w:p>
@@ -48,7 +48,7 @@
         <w:spacing w:after="20"/>
       </w:pPr>
       <w:r>
-        <w:t>B. security</w:t>
+        <w:t>B. scarcity</w:t>
       </w:r>
     </w:p>
     <w:p>
@@ -56,7 +56,7 @@
         <w:spacing w:after="20"/>
       </w:pPr>
       <w:r>
-        <w:t>C. recognition</w:t>
+        <w:t>C. aspiration</w:t>
       </w:r>
     </w:p>
     <w:p>
@@ -72,7 +72,7 @@
         <w:spacing w:after="20"/>
       </w:pPr>
       <w:r>
-        <w:t>E. ambition</w:t>
+        <w:t>E. calling</w:t>
       </w:r>
     </w:p>
     <w:p>
@@ -87,7 +87,7 @@
         <w:spacing w:after="20"/>
       </w:pPr>
       <w:r>
-        <w:t>A. achievement</w:t>
+        <w:t>A. conundrum</w:t>
       </w:r>
     </w:p>
     <w:p>
@@ -103,7 +103,7 @@
         <w:spacing w:after="20"/>
       </w:pPr>
       <w:r>
-        <w:t>C. qualification</w:t>
+        <w:t>C. aspiration</w:t>
       </w:r>
     </w:p>
     <w:p>
@@ -111,7 +111,7 @@
         <w:spacing w:after="20"/>
       </w:pPr>
       <w:r>
-        <w:t>D. promotion</w:t>
+        <w:t>D. inclination</w:t>
       </w:r>
     </w:p>
     <w:p>
@@ -119,7 +119,7 @@
         <w:spacing w:after="20"/>
       </w:pPr>
       <w:r>
-        <w:t>E. reputation</w:t>
+        <w:t>E. fulfilment</w:t>
       </w:r>
     </w:p>
     <w:p>
@@ -142,7 +142,7 @@
         <w:spacing w:after="20"/>
       </w:pPr>
       <w:r>
-        <w:t>B. obligation</w:t>
+        <w:t>B. fulfilment</w:t>
       </w:r>
     </w:p>
     <w:p>
@@ -150,7 +150,7 @@
         <w:spacing w:after="20"/>
       </w:pPr>
       <w:r>
-        <w:t>C. qualification</w:t>
+        <w:t>C. scarcity</w:t>
       </w:r>
     </w:p>
     <w:p>
@@ -158,7 +158,7 @@
         <w:spacing w:after="20"/>
       </w:pPr>
       <w:r>
-        <w:t>D. ability</w:t>
+        <w:t>D. aspiration</w:t>
       </w:r>
     </w:p>
     <w:p>
@@ -166,12 +166,12 @@
         <w:spacing w:after="20"/>
       </w:pPr>
       <w:r>
-        <w:t>E. opportunity</w:t>
+        <w:t>E. calling</w:t>
       </w:r>
     </w:p>
     <w:p>
       <w:r>
-        <w:t>4. Which sentence uses conundrum accurately?</w:t>
+        <w:t>4. The cheaper supplier is unreliable; the reliable supplier would make the project unaffordable. Choosing between them has become a real ___ for the team.</w:t>
       </w:r>
     </w:p>
     <w:p>
@@ -179,7 +179,7 @@
         <w:spacing w:after="20"/>
       </w:pPr>
       <w:r>
-        <w:t>A. Both suppliers have serious drawbacks, and the team faces a conundrum.</w:t>
+        <w:t>A. conundrum</w:t>
       </w:r>
     </w:p>
     <w:p>
@@ -187,7 +187,7 @@
         <w:spacing w:after="20"/>
       </w:pPr>
       <w:r>
-        <w:t>B. The supplier delivered early, so the team received a conundrum.</w:t>
+        <w:t>B. calling</w:t>
       </w:r>
     </w:p>
     <w:p>
@@ -195,7 +195,7 @@
         <w:spacing w:after="20"/>
       </w:pPr>
       <w:r>
-        <w:t>C. The team hired a conundrum to supervise the delivery.</w:t>
+        <w:t>C. scarcity</w:t>
       </w:r>
     </w:p>
     <w:p>
@@ -203,7 +203,7 @@
         <w:spacing w:after="20"/>
       </w:pPr>
       <w:r>
-        <w:t>D. The manager congratulated the team with a conundrum.</w:t>
+        <w:t>D. aspiration</w:t>
       </w:r>
     </w:p>
     <w:p>
@@ -211,14 +211,12 @@
         <w:spacing w:after="20"/>
       </w:pPr>
       <w:r>
-        <w:t>E. The cheaper supplier offered a conundrum on the price.</w:t>
+        <w:t>E. inclination</w:t>
       </w:r>
     </w:p>
     <w:p>
       <w:r>
-        <w:t>5. Choose the expression that best fits the meaning and usage in this context.</w:t>
-        <w:br/>
-        <w:t>Before accepting the role, I spent two days ___ an experienced colleague: I followed her through meetings and watched how she dealt with customers.</w:t>
+        <w:t>5. Which sentence uses “shadowing” correctly in meaning and usage?</w:t>
       </w:r>
     </w:p>
     <w:p>
@@ -226,7 +224,7 @@
         <w:spacing w:after="20"/>
       </w:pPr>
       <w:r>
-        <w:t>A. mentoring</w:t>
+        <w:t>A. I was shadowing a colleague, which meant I recruited her for the vacancy.</w:t>
       </w:r>
     </w:p>
     <w:p>
@@ -234,7 +232,7 @@
         <w:spacing w:after="20"/>
       </w:pPr>
       <w:r>
-        <w:t>B. shadowing</w:t>
+        <w:t>B. I spent the day shadowing a colleague to see how she handled customers.</w:t>
       </w:r>
     </w:p>
     <w:p>
@@ -242,7 +240,7 @@
         <w:spacing w:after="20"/>
       </w:pPr>
       <w:r>
-        <w:t>C. supervising</w:t>
+        <w:t>C. I was shadowing a colleague, so I permanently replaced her in the team.</w:t>
       </w:r>
     </w:p>
     <w:p>
@@ -250,7 +248,7 @@
         <w:spacing w:after="20"/>
       </w:pPr>
       <w:r>
-        <w:t>D. replacing</w:t>
+        <w:t>D. I spent the day shadowing a colleague, which meant I trained her for her new role.</w:t>
       </w:r>
     </w:p>
     <w:p>
@@ -258,14 +256,12 @@
         <w:spacing w:after="20"/>
       </w:pPr>
       <w:r>
-        <w:t>E. recruiting</w:t>
+        <w:t>E. I was shadowing a colleague, so I formally evaluated her performance.</w:t>
       </w:r>
     </w:p>
     <w:p>
       <w:r>
-        <w:t>6. Choose the expression that best fits the meaning and usage in this context.</w:t>
-        <w:br/>
-        <w:t>When the café lost its main supplier, its owner quickly found a new one and turned the crisis into a business opportunity. That showed her ___ skills.</w:t>
+        <w:t>6. Which sentence uses “entrepreneurial” correctly in meaning and usage?</w:t>
       </w:r>
     </w:p>
     <w:p>
@@ -273,7 +269,7 @@
         <w:spacing w:after="20"/>
       </w:pPr>
       <w:r>
-        <w:t>A. analytical</w:t>
+        <w:t>A. Following the existing office rules exactly showed her entrepreneurial skills.</w:t>
       </w:r>
     </w:p>
     <w:p>
@@ -281,7 +277,7 @@
         <w:spacing w:after="20"/>
       </w:pPr>
       <w:r>
-        <w:t>B. administrative</w:t>
+        <w:t>B. Typing the meeting notes without mistakes showed her entrepreneurial skills.</w:t>
       </w:r>
     </w:p>
     <w:p>
@@ -289,7 +285,7 @@
         <w:spacing w:after="20"/>
       </w:pPr>
       <w:r>
-        <w:t>C. interpersonal</w:t>
+        <w:t>C. Arriving at the same time every day showed her entrepreneurial skills.</w:t>
       </w:r>
     </w:p>
     <w:p>
@@ -297,7 +293,7 @@
         <w:spacing w:after="20"/>
       </w:pPr>
       <w:r>
-        <w:t>D. entrepreneurial</w:t>
+        <w:t>D. Finding a new market for the café showed her entrepreneurial skills.</w:t>
       </w:r>
     </w:p>
     <w:p>
@@ -305,14 +301,12 @@
         <w:spacing w:after="20"/>
       </w:pPr>
       <w:r>
-        <w:t>E. technical</w:t>
+        <w:t>E. Filing the old records alphabetically showed her entrepreneurial skills.</w:t>
       </w:r>
     </w:p>
     <w:p>
       <w:r>
-        <w:t>7. Choose the expression that best fits the meaning and usage in this context.</w:t>
-        <w:br/>
-        <w:t>Since joining the mentoring scheme, Dan has started taking his studies seriously. His mentor has clearly been a good ___ on him.</w:t>
+        <w:t>7. Which expression is natural in English?</w:t>
       </w:r>
     </w:p>
     <w:p>
@@ -320,7 +314,7 @@
         <w:spacing w:after="20"/>
       </w:pPr>
       <w:r>
-        <w:t>A. example</w:t>
+        <w:t>A. a good influence of</w:t>
       </w:r>
     </w:p>
     <w:p>
@@ -328,7 +322,7 @@
         <w:spacing w:after="20"/>
       </w:pPr>
       <w:r>
-        <w:t>B. incentive</w:t>
+        <w:t>B. a good influence at</w:t>
       </w:r>
     </w:p>
     <w:p>
@@ -336,7 +330,7 @@
         <w:spacing w:after="20"/>
       </w:pPr>
       <w:r>
-        <w:t>C. impression</w:t>
+        <w:t>C. a good influence to</w:t>
       </w:r>
     </w:p>
     <w:p>
@@ -344,7 +338,7 @@
         <w:spacing w:after="20"/>
       </w:pPr>
       <w:r>
-        <w:t>D. motivation</w:t>
+        <w:t>D. a good influence for</w:t>
       </w:r>
     </w:p>
     <w:p>
@@ -352,14 +346,12 @@
         <w:spacing w:after="20"/>
       </w:pPr>
       <w:r>
-        <w:t>E. influence</w:t>
+        <w:t>E. a good influence on</w:t>
       </w:r>
     </w:p>
     <w:p>
       <w:r>
-        <w:t>8. Choose the expression that best fits the meaning and usage in this context.</w:t>
-        <w:br/>
-        <w:t>The new ramp is inexpensive, but it allows wheelchair users to enter independently. Even a small change can make a real ___.</w:t>
+        <w:t>8. Which expression is natural in English?</w:t>
       </w:r>
     </w:p>
     <w:p>
@@ -367,7 +359,7 @@
         <w:spacing w:after="20"/>
       </w:pPr>
       <w:r>
-        <w:t>A. impression</w:t>
+        <w:t>A. take a difference</w:t>
       </w:r>
     </w:p>
     <w:p>
@@ -375,7 +367,7 @@
         <w:spacing w:after="20"/>
       </w:pPr>
       <w:r>
-        <w:t>B. difference</w:t>
+        <w:t>B. make a difference</w:t>
       </w:r>
     </w:p>
     <w:p>
@@ -383,7 +375,7 @@
         <w:spacing w:after="20"/>
       </w:pPr>
       <w:r>
-        <w:t>C. exception</w:t>
+        <w:t>C. have a difference</w:t>
       </w:r>
     </w:p>
     <w:p>
@@ -391,7 +383,7 @@
         <w:spacing w:after="20"/>
       </w:pPr>
       <w:r>
-        <w:t>D. distinction</w:t>
+        <w:t>D. do a difference</w:t>
       </w:r>
     </w:p>
     <w:p>
@@ -399,7 +391,7 @@
         <w:spacing w:after="20"/>
       </w:pPr>
       <w:r>
-        <w:t>E. contrast</w:t>
+        <w:t>E. give a difference</w:t>
       </w:r>
     </w:p>
     <w:p>
@@ -790,7 +782,7 @@
     </w:p>
     <w:p>
       <w:r>
-        <w:t>17. Which sentence uses janitor accurately?</w:t>
+        <w:t>17. Which sentence uses “janitor” correctly in meaning and usage?</w:t>
       </w:r>
     </w:p>
     <w:p>
@@ -798,7 +790,7 @@
         <w:spacing w:after="20"/>
       </w:pPr>
       <w:r>
-        <w:t>A. The school janitor treated the pupil’s broken arm.</w:t>
+        <w:t>A. The school janitor was appointed to teach advanced mathematics.</w:t>
       </w:r>
     </w:p>
     <w:p>
@@ -806,7 +798,7 @@
         <w:spacing w:after="20"/>
       </w:pPr>
       <w:r>
-        <w:t>B. The school janitor represented a student in court.</w:t>
+        <w:t>B. The school janitor treated the pupil’s broken arm.</w:t>
       </w:r>
     </w:p>
     <w:p>
@@ -814,7 +806,7 @@
         <w:spacing w:after="20"/>
       </w:pPr>
       <w:r>
-        <w:t>C. The school janitor cleaned the spill and checked the building after lessons.</w:t>
+        <w:t>C. The school janitor cleaned the corridor and checked the building after lessons.</w:t>
       </w:r>
     </w:p>
     <w:p>
@@ -822,7 +814,7 @@
         <w:spacing w:after="20"/>
       </w:pPr>
       <w:r>
-        <w:t>D. The school janitor approved the annual curriculum.</w:t>
+        <w:t>D. The school janitor approved the national curriculum.</w:t>
       </w:r>
     </w:p>
     <w:p>
@@ -830,14 +822,12 @@
         <w:spacing w:after="20"/>
       </w:pPr>
       <w:r>
-        <w:t>E. The school janitor taught the mathematics lesson.</w:t>
+        <w:t>E. The school janitor was hired to represent pupils in court.</w:t>
       </w:r>
     </w:p>
     <w:p>
       <w:r>
-        <w:t>18. Choose the expression that best fits the meaning and usage in this context.</w:t>
-        <w:br/>
-        <w:t>Rather than ask her supervisor for advice, Mia discussed the problem with a ___ who had the same role and level of responsibility.</w:t>
+        <w:t>18. Which sentence uses “peer” correctly in meaning and usage?</w:t>
       </w:r>
     </w:p>
     <w:p>
@@ -845,7 +835,7 @@
         <w:spacing w:after="20"/>
       </w:pPr>
       <w:r>
-        <w:t>A. peer</w:t>
+        <w:t>A. I asked a peer with the same job level to review my proposal.</w:t>
       </w:r>
     </w:p>
     <w:p>
@@ -853,7 +843,7 @@
         <w:spacing w:after="20"/>
       </w:pPr>
       <w:r>
-        <w:t>B. trainee</w:t>
+        <w:t>B. My peer is the person who owns and controls the company.</w:t>
       </w:r>
     </w:p>
     <w:p>
@@ -861,7 +851,7 @@
         <w:spacing w:after="20"/>
       </w:pPr>
       <w:r>
-        <w:t>C. mentor</w:t>
+        <w:t>C. My peer is the trainee whose work I supervise.</w:t>
       </w:r>
     </w:p>
     <w:p>
@@ -869,7 +859,7 @@
         <w:spacing w:after="20"/>
       </w:pPr>
       <w:r>
-        <w:t>D. supervisor</w:t>
+        <w:t>D. My peer is any customer who visits our shop.</w:t>
       </w:r>
     </w:p>
     <w:p>
@@ -877,14 +867,12 @@
         <w:spacing w:after="20"/>
       </w:pPr>
       <w:r>
-        <w:t>E. subordinate</w:t>
+        <w:t>E. My peer is the manager who directly supervises all my work.</w:t>
       </w:r>
     </w:p>
     <w:p>
       <w:r>
-        <w:t>19. Choose the expression that best fits the meaning and usage in this context.</w:t>
-        <w:br/>
-        <w:t>Our contracts cover forty hours a week. The additional six hours needed to finish the project must be recorded and paid as ___.</w:t>
+        <w:t>19. Which sentence uses “overtime” correctly in meaning and usage?</w:t>
       </w:r>
     </w:p>
     <w:p>
@@ -892,7 +880,7 @@
         <w:spacing w:after="20"/>
       </w:pPr>
       <w:r>
-        <w:t>A. commission</w:t>
+        <w:t>A. My travel expenses were reimbursed as overtime.</w:t>
       </w:r>
     </w:p>
     <w:p>
@@ -900,7 +888,7 @@
         <w:spacing w:after="20"/>
       </w:pPr>
       <w:r>
-        <w:t>B. allowance</w:t>
+        <w:t>B. The company gym membership was listed as overtime.</w:t>
       </w:r>
     </w:p>
     <w:p>
@@ -908,7 +896,7 @@
         <w:spacing w:after="20"/>
       </w:pPr>
       <w:r>
-        <w:t>C. bonus</w:t>
+        <w:t>C. I received overtime because I was promoted, although I worked no extra hours.</w:t>
       </w:r>
     </w:p>
     <w:p>
@@ -916,7 +904,7 @@
         <w:spacing w:after="20"/>
       </w:pPr>
       <w:r>
-        <w:t>D. salary</w:t>
+        <w:t>D. The ordinary hours within my contracted week were paid as overtime.</w:t>
       </w:r>
     </w:p>
     <w:p>
@@ -924,14 +912,12 @@
         <w:spacing w:after="20"/>
       </w:pPr>
       <w:r>
-        <w:t>E. overtime</w:t>
+        <w:t>E. The extra hours beyond my contracted week were paid as overtime.</w:t>
       </w:r>
     </w:p>
     <w:p>
       <w:r>
-        <w:t>20. Choose the expression that best fits the meaning and usage in this context.</w:t>
-        <w:br/>
-        <w:t>New employees meet their team, learn the software and review company procedures during their first week. These activities are part of their ___.</w:t>
+        <w:t>20. Which sentence uses “onboarding” correctly in meaning and usage?</w:t>
       </w:r>
     </w:p>
     <w:p>
@@ -939,7 +925,7 @@
         <w:spacing w:after="20"/>
       </w:pPr>
       <w:r>
-        <w:t>A. promotion</w:t>
+        <w:t>A. Onboarding was the advertising campaign used to attract customers.</w:t>
       </w:r>
     </w:p>
     <w:p>
@@ -947,7 +933,7 @@
         <w:spacing w:after="20"/>
       </w:pPr>
       <w:r>
-        <w:t>B. appraisal</w:t>
+        <w:t>B. Onboarding was the payment made when an employee retired.</w:t>
       </w:r>
     </w:p>
     <w:p>
@@ -955,7 +941,7 @@
         <w:spacing w:after="20"/>
       </w:pPr>
       <w:r>
-        <w:t>C. onboarding</w:t>
+        <w:t>C. Onboarding helped the new employee learn our systems and meet the team.</w:t>
       </w:r>
     </w:p>
     <w:p>
@@ -963,7 +949,7 @@
         <w:spacing w:after="20"/>
       </w:pPr>
       <w:r>
-        <w:t>D. recruitment</w:t>
+        <w:t>D. Onboarding was the promotion of a manager to director.</w:t>
       </w:r>
     </w:p>
     <w:p>
@@ -971,7 +957,7 @@
         <w:spacing w:after="20"/>
       </w:pPr>
       <w:r>
-        <w:t>E. probation</w:t>
+        <w:t>E. Onboarding was the process of dismissing an employee.</w:t>
       </w:r>
     </w:p>
     <w:p>

--- a/frontend/templates/Revision-Unit-7-Group-215-paper.docx
+++ b/frontend/templates/Revision-Unit-7-Group-215-paper.docx
@@ -2,6 +2,47 @@
 <file path=word/document.xml><?xml version="1.0" encoding="utf-8"?>
 <w:document xmlns:wpc="http://schemas.microsoft.com/office/word/2010/wordprocessingCanvas" xmlns:mo="http://schemas.microsoft.com/office/mac/office/2008/main" xmlns:mc="http://schemas.openxmlformats.org/markup-compatibility/2006" xmlns:mv="urn:schemas-microsoft-com:mac:vml" xmlns:o="urn:schemas-microsoft-com:office:office" xmlns:r="http://schemas.openxmlformats.org/officeDocument/2006/relationships" xmlns:m="http://schemas.openxmlformats.org/officeDocument/2006/math" xmlns:v="urn:schemas-microsoft-com:vml" xmlns:wp14="http://schemas.microsoft.com/office/word/2010/wordprocessingDrawing" xmlns:wp="http://schemas.openxmlformats.org/drawingml/2006/wordprocessingDrawing" xmlns:w10="urn:schemas-microsoft-com:office:word" xmlns:w="http://schemas.openxmlformats.org/wordprocessingml/2006/main" xmlns:w14="http://schemas.microsoft.com/office/word/2010/wordml" xmlns:wpg="http://schemas.microsoft.com/office/word/2010/wordprocessingGroup" xmlns:wpi="http://schemas.microsoft.com/office/word/2010/wordprocessingInk" xmlns:wne="http://schemas.microsoft.com/office/word/2006/wordml" xmlns:wps="http://schemas.microsoft.com/office/word/2010/wordprocessingShape" mc:Ignorable="w14 wp14">
   <w:body>
+    <w:p>
+      <w:r>
+        <w:rPr>
+          <w:b/>
+          <w:sz w:val="20"/>
+        </w:rPr>
+        <w:t>Research participation · choose ONE option before starting</w:t>
+      </w:r>
+    </w:p>
+    <w:p>
+      <w:r>
+        <w:rPr>
+          <w:sz w:val="20"/>
+        </w:rPr>
+        <w:t>Name: __________________________   Group: ______   Date: __________</w:t>
+      </w:r>
+    </w:p>
+    <w:p>
+      <w:r>
+        <w:rPr>
+          <w:sz w:val="20"/>
+        </w:rPr>
+        <w:t>Your answers, scores and essay may be analysed for vocabulary-learning research. Participation is voluntary. Taking the test without participating does not affect your grade. Your name is used for teacher assessment; research reporting will not identify you. You may ask your teacher to withdraw your research data before anonymisation.</w:t>
+      </w:r>
+    </w:p>
+    <w:p>
+      <w:r>
+        <w:rPr>
+          <w:sz w:val="20"/>
+        </w:rPr>
+        <w:t>[ ] I agree to participate in the research.</w:t>
+      </w:r>
+    </w:p>
+    <w:p>
+      <w:r>
+        <w:rPr>
+          <w:sz w:val="20"/>
+        </w:rPr>
+        <w:t>[ ] I want to take the test without participating in the research.</w:t>
+      </w:r>
+    </w:p>
     <w:p>
       <w:pPr>
         <w:pStyle w:val="Title"/>
@@ -17,7 +58,7 @@
     </w:p>
     <w:p>
       <w:r>
-        <w:t>For questions 1–20, choose ONE best answer and shade A, B, C, D or E on the separate ZipGrade answer sheet. Do not write MCQ answers on this question paper. Check the question numbers carefully. Fill in your name and group (Period). Select Version A if using that field. Write the essay on the separate double-sided essay sheet. Record your research participation choice on that sheet.</w:t>
+        <w:t>For questions 1–20, choose ONE best answer and shade A, B, C, D or E on the separate ZipGrade answer sheet. Do not write MCQ answers on this question paper. Check the question numbers carefully. Fill in your name and group (Period). Select Version A if using that field. Write the essay on the separate double-sided essay sheet. Mark your research participation choice before starting the test.</w:t>
       </w:r>
     </w:p>
     <w:p>
@@ -975,7 +1016,7 @@
     </w:p>
     <w:p>
       <w:r>
-        <w:t>Write your essay on the separate essay sheet. Do not write on this question paper.</w:t>
+        <w:t>Write your essay on the separate essay sheet. Only the research participation box may be filled in on this question paper; use ZipGrade for answers 1–20.</w:t>
       </w:r>
     </w:p>
     <w:sectPr>

--- a/frontend/templates/Revision-Unit-7-Group-215-paper.docx
+++ b/frontend/templates/Revision-Unit-7-Group-215-paper.docx
@@ -1011,7 +1011,27 @@
     </w:p>
     <w:p>
       <w:r>
-        <w:t>Write an essay of about 250 words: Meaningful work matters more than a high salary. To what extent do you agree? Consider both perspectives, support your argument with an example, and give a reasoned conclusion. Use your own words. Do not copy the reading preview or task sentences.</w:t>
+        <w:t>Choose ONE topic. Write about 250 words (recommended range: 225–275). Consider both perspectives, support your ideas with examples and give a reasoned conclusion. Use your own words. Do not use AI or copy task sentences or the reading preview. General or invented examples are welcome; personal disclosure is not required.</w:t>
+      </w:r>
+    </w:p>
+    <w:p>
+      <w:r>
+        <w:t>1. Meaningful work matters more than a high salary. To what extent do you agree?</w:t>
+      </w:r>
+    </w:p>
+    <w:p>
+      <w:r>
+        <w:t>2. Having more choices does not always make people happier. Discuss the advantages and disadvantages of a wide range of choices.</w:t>
+      </w:r>
+    </w:p>
+    <w:p>
+      <w:r>
+        <w:t>3. Companies should take responsibility for encouraging impulsive purchases. To what extent do you agree?</w:t>
+      </w:r>
+    </w:p>
+    <w:p>
+      <w:r>
+        <w:t>4. Paying people for small favours can damage relationships. Discuss both perspectives.</w:t>
       </w:r>
     </w:p>
     <w:p>

--- a/frontend/templates/Revision-Unit-7-Group-215-paper.docx
+++ b/frontend/templates/Revision-Unit-7-Group-215-paper.docx
@@ -3,42 +3,72 @@
 <w:document xmlns:wpc="http://schemas.microsoft.com/office/word/2010/wordprocessingCanvas" xmlns:mo="http://schemas.microsoft.com/office/mac/office/2008/main" xmlns:mc="http://schemas.openxmlformats.org/markup-compatibility/2006" xmlns:mv="urn:schemas-microsoft-com:mac:vml" xmlns:o="urn:schemas-microsoft-com:office:office" xmlns:r="http://schemas.openxmlformats.org/officeDocument/2006/relationships" xmlns:m="http://schemas.openxmlformats.org/officeDocument/2006/math" xmlns:v="urn:schemas-microsoft-com:vml" xmlns:wp14="http://schemas.microsoft.com/office/word/2010/wordprocessingDrawing" xmlns:wp="http://schemas.openxmlformats.org/drawingml/2006/wordprocessingDrawing" xmlns:w10="urn:schemas-microsoft-com:office:word" xmlns:w="http://schemas.openxmlformats.org/wordprocessingml/2006/main" xmlns:w14="http://schemas.microsoft.com/office/word/2010/wordml" xmlns:wpg="http://schemas.microsoft.com/office/word/2010/wordprocessingGroup" xmlns:wpi="http://schemas.microsoft.com/office/word/2010/wordprocessingInk" xmlns:wne="http://schemas.microsoft.com/office/word/2006/wordml" xmlns:wps="http://schemas.microsoft.com/office/word/2010/wordprocessingShape" mc:Ignorable="w14 wp14">
   <w:body>
     <w:p>
+      <w:pPr>
+        <w:keepLines/>
+        <w:widowControl/>
+        <w:spacing w:line="240" w:lineRule="auto" w:before="0" w:after="40"/>
+      </w:pPr>
       <w:r>
         <w:rPr>
+          <w:rFonts w:ascii="Arial" w:hAnsi="Arial"/>
           <w:b/>
-          <w:sz w:val="20"/>
+          <w:sz w:val="22"/>
         </w:rPr>
         <w:t>Research participation · choose ONE option before starting</w:t>
       </w:r>
     </w:p>
     <w:p>
+      <w:pPr>
+        <w:keepLines/>
+        <w:widowControl/>
+        <w:spacing w:line="240" w:lineRule="auto" w:before="0" w:after="40"/>
+      </w:pPr>
       <w:r>
         <w:rPr>
-          <w:sz w:val="20"/>
+          <w:rFonts w:ascii="Arial" w:hAnsi="Arial"/>
+          <w:sz w:val="22"/>
         </w:rPr>
         <w:t>Name: __________________________   Group: ______   Date: __________</w:t>
       </w:r>
     </w:p>
     <w:p>
+      <w:pPr>
+        <w:keepLines/>
+        <w:widowControl/>
+        <w:spacing w:line="240" w:lineRule="auto" w:before="0" w:after="40"/>
+      </w:pPr>
       <w:r>
         <w:rPr>
-          <w:sz w:val="20"/>
+          <w:rFonts w:ascii="Arial" w:hAnsi="Arial"/>
+          <w:sz w:val="22"/>
         </w:rPr>
         <w:t>Your answers, scores and essay may be analysed for vocabulary-learning research. Participation is voluntary. Taking the test without participating does not affect your grade. Your name is used for teacher assessment; research reporting will not identify you. You may ask your teacher to withdraw your research data before anonymisation.</w:t>
       </w:r>
     </w:p>
     <w:p>
+      <w:pPr>
+        <w:keepLines/>
+        <w:widowControl/>
+        <w:spacing w:line="240" w:lineRule="auto" w:before="0" w:after="40"/>
+      </w:pPr>
       <w:r>
         <w:rPr>
-          <w:sz w:val="20"/>
+          <w:rFonts w:ascii="Arial" w:hAnsi="Arial"/>
+          <w:sz w:val="22"/>
         </w:rPr>
         <w:t>[ ] I agree to participate in the research.</w:t>
       </w:r>
     </w:p>
     <w:p>
+      <w:pPr>
+        <w:keepLines/>
+        <w:widowControl/>
+        <w:spacing w:line="240" w:lineRule="auto" w:before="0" w:after="40"/>
+      </w:pPr>
       <w:r>
         <w:rPr>
-          <w:sz w:val="20"/>
+          <w:rFonts w:ascii="Arial" w:hAnsi="Arial"/>
+          <w:sz w:val="22"/>
         </w:rPr>
         <w:t>[ ] I want to take the test without participating in the research.</w:t>
       </w:r>
@@ -46,31 +76,70 @@
     <w:p>
       <w:pPr>
         <w:pStyle w:val="Title"/>
+        <w:keepLines/>
+        <w:widowControl/>
+        <w:spacing w:line="240" w:lineRule="auto" w:before="0" w:after="100"/>
       </w:pPr>
       <w:r>
+        <w:rPr>
+          <w:rFonts w:ascii="Arial" w:hAnsi="Arial"/>
+        </w:rPr>
         <w:t>RT1 · Evolve 5 · Unit 7</w:t>
       </w:r>
     </w:p>
     <w:p>
+      <w:pPr>
+        <w:keepLines/>
+        <w:widowControl/>
+        <w:spacing w:line="240" w:lineRule="auto" w:before="0" w:after="40"/>
+      </w:pPr>
       <w:r>
+        <w:rPr>
+          <w:rFonts w:ascii="Arial" w:hAnsi="Arial"/>
+        </w:rPr>
         <w:t>Group 215 · Test Version A</w:t>
       </w:r>
     </w:p>
     <w:p>
+      <w:pPr>
+        <w:keepLines/>
+        <w:widowControl/>
+        <w:spacing w:line="240" w:lineRule="auto" w:before="0" w:after="40"/>
+      </w:pPr>
       <w:r>
+        <w:rPr>
+          <w:rFonts w:ascii="Arial" w:hAnsi="Arial"/>
+        </w:rPr>
         <w:t>For questions 1–20, choose ONE best answer and shade A, B, C, D or E on the separate ZipGrade answer sheet. Do not write MCQ answers on this question paper. Check the question numbers carefully. Fill in your name and group (Period). Select Version A if using that field. Write the essay on the separate double-sided essay sheet. Mark your research participation choice before starting the test.</w:t>
       </w:r>
     </w:p>
     <w:p>
       <w:pPr>
         <w:pStyle w:val="Heading1"/>
+        <w:keepNext/>
+        <w:keepLines/>
+        <w:widowControl/>
+        <w:spacing w:line="240" w:lineRule="auto" w:before="120" w:after="60"/>
       </w:pPr>
       <w:r>
+        <w:rPr>
+          <w:rFonts w:ascii="Arial" w:hAnsi="Arial"/>
+        </w:rPr>
         <w:t>Vocabulary and collocations · 1–8</w:t>
       </w:r>
     </w:p>
     <w:p>
+      <w:pPr>
+        <w:keepNext/>
+        <w:keepLines/>
+        <w:widowControl/>
+        <w:spacing w:line="240" w:lineRule="auto" w:before="100" w:after="40"/>
+      </w:pPr>
       <w:r>
+        <w:rPr>
+          <w:rFonts w:ascii="Arial" w:hAnsi="Arial"/>
+          <w:b/>
+        </w:rPr>
         <w:t>1. Choose the expression that best fits the meaning and usage in this context.</w:t>
         <w:br/>
         <w:t>A promotion doubled Nina’s salary, but she still felt that her work achieved nothing useful. Volunteering at a literacy centre finally gave her a sense of ___.</w:t>
@@ -78,46 +147,72 @@
     </w:p>
     <w:p>
       <w:pPr>
-        <w:spacing w:after="20"/>
+        <w:keepNext/>
+        <w:keepLines/>
+        <w:widowControl/>
+        <w:tabs>
+          <w:tab w:pos="5159" w:val="left"/>
+        </w:tabs>
+        <w:spacing w:after="0" w:line="240" w:lineRule="auto" w:before="0"/>
       </w:pPr>
       <w:r>
+        <w:rPr>
+          <w:rFonts w:ascii="Arial" w:hAnsi="Arial"/>
+        </w:rPr>
         <w:t>A. inclination</w:t>
       </w:r>
-    </w:p>
-    <w:p>
-      <w:pPr>
-        <w:spacing w:after="20"/>
-      </w:pPr>
       <w:r>
+        <w:tab/>
         <w:t>B. scarcity</w:t>
       </w:r>
     </w:p>
     <w:p>
       <w:pPr>
-        <w:spacing w:after="20"/>
+        <w:keepNext/>
+        <w:keepLines/>
+        <w:widowControl/>
+        <w:tabs>
+          <w:tab w:pos="5159" w:val="left"/>
+        </w:tabs>
+        <w:spacing w:after="0" w:line="240" w:lineRule="auto" w:before="0"/>
       </w:pPr>
       <w:r>
+        <w:rPr>
+          <w:rFonts w:ascii="Arial" w:hAnsi="Arial"/>
+        </w:rPr>
         <w:t>C. aspiration</w:t>
       </w:r>
-    </w:p>
-    <w:p>
-      <w:pPr>
-        <w:spacing w:after="20"/>
-      </w:pPr>
       <w:r>
+        <w:tab/>
         <w:t>D. fulfilment</w:t>
       </w:r>
     </w:p>
     <w:p>
       <w:pPr>
-        <w:spacing w:after="20"/>
+        <w:keepNext w:val="0"/>
+        <w:keepLines/>
+        <w:widowControl/>
+        <w:spacing w:after="0" w:line="240" w:lineRule="auto" w:before="0"/>
       </w:pPr>
       <w:r>
+        <w:rPr>
+          <w:rFonts w:ascii="Arial" w:hAnsi="Arial"/>
+        </w:rPr>
         <w:t>E. calling</w:t>
       </w:r>
     </w:p>
     <w:p>
+      <w:pPr>
+        <w:keepNext/>
+        <w:keepLines/>
+        <w:widowControl/>
+        <w:spacing w:line="240" w:lineRule="auto" w:before="100" w:after="40"/>
+      </w:pPr>
       <w:r>
+        <w:rPr>
+          <w:rFonts w:ascii="Arial" w:hAnsi="Arial"/>
+          <w:b/>
+        </w:rPr>
         <w:t>2. Choose the expression that best fits the meaning and usage in this context.</w:t>
         <w:br/>
         <w:t>Most people find emergency medicine exhausting, but Sam cannot imagine doing anything else. He sees it as his ___, rather than just a way to earn money.</w:t>
@@ -125,46 +220,72 @@
     </w:p>
     <w:p>
       <w:pPr>
-        <w:spacing w:after="20"/>
+        <w:keepNext/>
+        <w:keepLines/>
+        <w:widowControl/>
+        <w:tabs>
+          <w:tab w:pos="5159" w:val="left"/>
+        </w:tabs>
+        <w:spacing w:after="0" w:line="240" w:lineRule="auto" w:before="0"/>
       </w:pPr>
       <w:r>
+        <w:rPr>
+          <w:rFonts w:ascii="Arial" w:hAnsi="Arial"/>
+        </w:rPr>
         <w:t>A. conundrum</w:t>
       </w:r>
-    </w:p>
-    <w:p>
-      <w:pPr>
-        <w:spacing w:after="20"/>
-      </w:pPr>
       <w:r>
+        <w:tab/>
         <w:t>B. calling</w:t>
       </w:r>
     </w:p>
     <w:p>
       <w:pPr>
-        <w:spacing w:after="20"/>
+        <w:keepNext/>
+        <w:keepLines/>
+        <w:widowControl/>
+        <w:tabs>
+          <w:tab w:pos="5159" w:val="left"/>
+        </w:tabs>
+        <w:spacing w:after="0" w:line="240" w:lineRule="auto" w:before="0"/>
       </w:pPr>
       <w:r>
+        <w:rPr>
+          <w:rFonts w:ascii="Arial" w:hAnsi="Arial"/>
+        </w:rPr>
         <w:t>C. aspiration</w:t>
       </w:r>
-    </w:p>
-    <w:p>
-      <w:pPr>
-        <w:spacing w:after="20"/>
-      </w:pPr>
       <w:r>
+        <w:tab/>
         <w:t>D. inclination</w:t>
       </w:r>
     </w:p>
     <w:p>
       <w:pPr>
-        <w:spacing w:after="20"/>
+        <w:keepNext w:val="0"/>
+        <w:keepLines/>
+        <w:widowControl/>
+        <w:spacing w:after="0" w:line="240" w:lineRule="auto" w:before="0"/>
       </w:pPr>
       <w:r>
+        <w:rPr>
+          <w:rFonts w:ascii="Arial" w:hAnsi="Arial"/>
+        </w:rPr>
         <w:t>E. fulfilment</w:t>
       </w:r>
     </w:p>
     <w:p>
+      <w:pPr>
+        <w:keepNext/>
+        <w:keepLines/>
+        <w:widowControl/>
+        <w:spacing w:line="240" w:lineRule="auto" w:before="100" w:after="40"/>
+      </w:pPr>
       <w:r>
+        <w:rPr>
+          <w:rFonts w:ascii="Arial" w:hAnsi="Arial"/>
+          <w:b/>
+        </w:rPr>
         <w:t>3. Choose the expression that best fits the meaning and usage in this context.</w:t>
         <w:br/>
         <w:t>Alex enjoys his colleagues’ company, but his natural ___ is to work independently. He usually chooses tasks he can complete alone.</w:t>
@@ -172,876 +293,1509 @@
     </w:p>
     <w:p>
       <w:pPr>
-        <w:spacing w:after="20"/>
+        <w:keepNext/>
+        <w:keepLines/>
+        <w:widowControl/>
+        <w:tabs>
+          <w:tab w:pos="5159" w:val="left"/>
+        </w:tabs>
+        <w:spacing w:after="0" w:line="240" w:lineRule="auto" w:before="0"/>
       </w:pPr>
       <w:r>
+        <w:rPr>
+          <w:rFonts w:ascii="Arial" w:hAnsi="Arial"/>
+        </w:rPr>
         <w:t>A. inclination</w:t>
       </w:r>
-    </w:p>
-    <w:p>
-      <w:pPr>
-        <w:spacing w:after="20"/>
-      </w:pPr>
       <w:r>
+        <w:tab/>
         <w:t>B. fulfilment</w:t>
       </w:r>
     </w:p>
     <w:p>
       <w:pPr>
-        <w:spacing w:after="20"/>
+        <w:keepNext/>
+        <w:keepLines/>
+        <w:widowControl/>
+        <w:tabs>
+          <w:tab w:pos="5159" w:val="left"/>
+        </w:tabs>
+        <w:spacing w:after="0" w:line="240" w:lineRule="auto" w:before="0"/>
       </w:pPr>
       <w:r>
+        <w:rPr>
+          <w:rFonts w:ascii="Arial" w:hAnsi="Arial"/>
+        </w:rPr>
         <w:t>C. scarcity</w:t>
       </w:r>
-    </w:p>
-    <w:p>
-      <w:pPr>
-        <w:spacing w:after="20"/>
-      </w:pPr>
       <w:r>
+        <w:tab/>
         <w:t>D. aspiration</w:t>
       </w:r>
     </w:p>
     <w:p>
       <w:pPr>
-        <w:spacing w:after="20"/>
+        <w:keepNext w:val="0"/>
+        <w:keepLines/>
+        <w:widowControl/>
+        <w:spacing w:after="0" w:line="240" w:lineRule="auto" w:before="0"/>
       </w:pPr>
       <w:r>
+        <w:rPr>
+          <w:rFonts w:ascii="Arial" w:hAnsi="Arial"/>
+        </w:rPr>
         <w:t>E. calling</w:t>
       </w:r>
     </w:p>
     <w:p>
+      <w:pPr>
+        <w:keepNext/>
+        <w:keepLines/>
+        <w:widowControl/>
+        <w:spacing w:line="240" w:lineRule="auto" w:before="100" w:after="40"/>
+      </w:pPr>
       <w:r>
+        <w:rPr>
+          <w:rFonts w:ascii="Arial" w:hAnsi="Arial"/>
+          <w:b/>
+        </w:rPr>
         <w:t>4. The cheaper supplier is unreliable; the reliable supplier would make the project unaffordable. Choosing between them has become a real ___ for the team.</w:t>
       </w:r>
     </w:p>
     <w:p>
       <w:pPr>
-        <w:spacing w:after="20"/>
+        <w:keepNext/>
+        <w:keepLines/>
+        <w:widowControl/>
+        <w:tabs>
+          <w:tab w:pos="5159" w:val="left"/>
+        </w:tabs>
+        <w:spacing w:after="0" w:line="240" w:lineRule="auto" w:before="0"/>
       </w:pPr>
       <w:r>
+        <w:rPr>
+          <w:rFonts w:ascii="Arial" w:hAnsi="Arial"/>
+        </w:rPr>
         <w:t>A. conundrum</w:t>
       </w:r>
-    </w:p>
-    <w:p>
-      <w:pPr>
-        <w:spacing w:after="20"/>
-      </w:pPr>
       <w:r>
+        <w:tab/>
         <w:t>B. calling</w:t>
       </w:r>
     </w:p>
     <w:p>
       <w:pPr>
-        <w:spacing w:after="20"/>
+        <w:keepNext/>
+        <w:keepLines/>
+        <w:widowControl/>
+        <w:tabs>
+          <w:tab w:pos="5159" w:val="left"/>
+        </w:tabs>
+        <w:spacing w:after="0" w:line="240" w:lineRule="auto" w:before="0"/>
       </w:pPr>
       <w:r>
+        <w:rPr>
+          <w:rFonts w:ascii="Arial" w:hAnsi="Arial"/>
+        </w:rPr>
         <w:t>C. scarcity</w:t>
       </w:r>
-    </w:p>
-    <w:p>
-      <w:pPr>
-        <w:spacing w:after="20"/>
-      </w:pPr>
       <w:r>
+        <w:tab/>
         <w:t>D. aspiration</w:t>
       </w:r>
     </w:p>
     <w:p>
       <w:pPr>
-        <w:spacing w:after="20"/>
+        <w:keepNext w:val="0"/>
+        <w:keepLines/>
+        <w:widowControl/>
+        <w:spacing w:after="0" w:line="240" w:lineRule="auto" w:before="0"/>
       </w:pPr>
       <w:r>
+        <w:rPr>
+          <w:rFonts w:ascii="Arial" w:hAnsi="Arial"/>
+        </w:rPr>
         <w:t>E. inclination</w:t>
       </w:r>
     </w:p>
     <w:p>
+      <w:pPr>
+        <w:keepNext/>
+        <w:keepLines/>
+        <w:widowControl/>
+        <w:spacing w:line="240" w:lineRule="auto" w:before="100" w:after="40"/>
+      </w:pPr>
       <w:r>
+        <w:rPr>
+          <w:rFonts w:ascii="Arial" w:hAnsi="Arial"/>
+          <w:b/>
+        </w:rPr>
         <w:t>5. Which sentence uses “shadowing” correctly in meaning and usage?</w:t>
       </w:r>
     </w:p>
     <w:p>
       <w:pPr>
-        <w:spacing w:after="20"/>
+        <w:keepNext/>
+        <w:keepLines/>
+        <w:widowControl/>
+        <w:spacing w:after="0" w:line="240" w:lineRule="auto" w:before="0"/>
       </w:pPr>
       <w:r>
+        <w:rPr>
+          <w:rFonts w:ascii="Arial" w:hAnsi="Arial"/>
+        </w:rPr>
         <w:t>A. I was shadowing a colleague, which meant I recruited her for the vacancy.</w:t>
       </w:r>
     </w:p>
     <w:p>
       <w:pPr>
-        <w:spacing w:after="20"/>
+        <w:keepNext/>
+        <w:keepLines/>
+        <w:widowControl/>
+        <w:spacing w:after="0" w:line="240" w:lineRule="auto" w:before="0"/>
       </w:pPr>
       <w:r>
+        <w:rPr>
+          <w:rFonts w:ascii="Arial" w:hAnsi="Arial"/>
+        </w:rPr>
         <w:t>B. I spent the day shadowing a colleague to see how she handled customers.</w:t>
       </w:r>
     </w:p>
     <w:p>
       <w:pPr>
-        <w:spacing w:after="20"/>
+        <w:keepNext/>
+        <w:keepLines/>
+        <w:widowControl/>
+        <w:spacing w:after="0" w:line="240" w:lineRule="auto" w:before="0"/>
       </w:pPr>
       <w:r>
+        <w:rPr>
+          <w:rFonts w:ascii="Arial" w:hAnsi="Arial"/>
+        </w:rPr>
         <w:t>C. I was shadowing a colleague, so I permanently replaced her in the team.</w:t>
       </w:r>
     </w:p>
     <w:p>
       <w:pPr>
-        <w:spacing w:after="20"/>
+        <w:keepNext/>
+        <w:keepLines/>
+        <w:widowControl/>
+        <w:spacing w:after="0" w:line="240" w:lineRule="auto" w:before="0"/>
       </w:pPr>
       <w:r>
+        <w:rPr>
+          <w:rFonts w:ascii="Arial" w:hAnsi="Arial"/>
+        </w:rPr>
         <w:t>D. I spent the day shadowing a colleague, which meant I trained her for her new role.</w:t>
       </w:r>
     </w:p>
     <w:p>
       <w:pPr>
-        <w:spacing w:after="20"/>
+        <w:keepNext w:val="0"/>
+        <w:keepLines/>
+        <w:widowControl/>
+        <w:spacing w:after="0" w:line="240" w:lineRule="auto" w:before="0"/>
       </w:pPr>
       <w:r>
+        <w:rPr>
+          <w:rFonts w:ascii="Arial" w:hAnsi="Arial"/>
+        </w:rPr>
         <w:t>E. I was shadowing a colleague, so I formally evaluated her performance.</w:t>
       </w:r>
     </w:p>
     <w:p>
+      <w:pPr>
+        <w:keepNext/>
+        <w:keepLines/>
+        <w:widowControl/>
+        <w:spacing w:line="240" w:lineRule="auto" w:before="100" w:after="40"/>
+      </w:pPr>
       <w:r>
+        <w:rPr>
+          <w:rFonts w:ascii="Arial" w:hAnsi="Arial"/>
+          <w:b/>
+        </w:rPr>
         <w:t>6. Which sentence uses “entrepreneurial” correctly in meaning and usage?</w:t>
       </w:r>
     </w:p>
     <w:p>
       <w:pPr>
-        <w:spacing w:after="20"/>
+        <w:keepNext/>
+        <w:keepLines/>
+        <w:widowControl/>
+        <w:spacing w:after="0" w:line="240" w:lineRule="auto" w:before="0"/>
       </w:pPr>
       <w:r>
+        <w:rPr>
+          <w:rFonts w:ascii="Arial" w:hAnsi="Arial"/>
+        </w:rPr>
         <w:t>A. Following the existing office rules exactly showed her entrepreneurial skills.</w:t>
       </w:r>
     </w:p>
     <w:p>
       <w:pPr>
-        <w:spacing w:after="20"/>
+        <w:keepNext/>
+        <w:keepLines/>
+        <w:widowControl/>
+        <w:spacing w:after="0" w:line="240" w:lineRule="auto" w:before="0"/>
       </w:pPr>
       <w:r>
+        <w:rPr>
+          <w:rFonts w:ascii="Arial" w:hAnsi="Arial"/>
+        </w:rPr>
         <w:t>B. Typing the meeting notes without mistakes showed her entrepreneurial skills.</w:t>
       </w:r>
     </w:p>
     <w:p>
       <w:pPr>
-        <w:spacing w:after="20"/>
+        <w:keepNext/>
+        <w:keepLines/>
+        <w:widowControl/>
+        <w:spacing w:after="0" w:line="240" w:lineRule="auto" w:before="0"/>
       </w:pPr>
       <w:r>
+        <w:rPr>
+          <w:rFonts w:ascii="Arial" w:hAnsi="Arial"/>
+        </w:rPr>
         <w:t>C. Arriving at the same time every day showed her entrepreneurial skills.</w:t>
       </w:r>
     </w:p>
     <w:p>
       <w:pPr>
-        <w:spacing w:after="20"/>
+        <w:keepNext/>
+        <w:keepLines/>
+        <w:widowControl/>
+        <w:spacing w:after="0" w:line="240" w:lineRule="auto" w:before="0"/>
       </w:pPr>
       <w:r>
+        <w:rPr>
+          <w:rFonts w:ascii="Arial" w:hAnsi="Arial"/>
+        </w:rPr>
         <w:t>D. Finding a new market for the café showed her entrepreneurial skills.</w:t>
       </w:r>
     </w:p>
     <w:p>
       <w:pPr>
-        <w:spacing w:after="20"/>
+        <w:keepNext w:val="0"/>
+        <w:keepLines/>
+        <w:widowControl/>
+        <w:spacing w:after="0" w:line="240" w:lineRule="auto" w:before="0"/>
       </w:pPr>
       <w:r>
+        <w:rPr>
+          <w:rFonts w:ascii="Arial" w:hAnsi="Arial"/>
+        </w:rPr>
         <w:t>E. Filing the old records alphabetically showed her entrepreneurial skills.</w:t>
       </w:r>
     </w:p>
     <w:p>
+      <w:pPr>
+        <w:keepNext/>
+        <w:keepLines/>
+        <w:widowControl/>
+        <w:spacing w:line="240" w:lineRule="auto" w:before="100" w:after="40"/>
+      </w:pPr>
       <w:r>
+        <w:rPr>
+          <w:rFonts w:ascii="Arial" w:hAnsi="Arial"/>
+          <w:b/>
+        </w:rPr>
         <w:t>7. Which expression is natural in English?</w:t>
       </w:r>
     </w:p>
     <w:p>
       <w:pPr>
-        <w:spacing w:after="20"/>
+        <w:keepNext/>
+        <w:keepLines/>
+        <w:widowControl/>
+        <w:tabs>
+          <w:tab w:pos="5159" w:val="left"/>
+        </w:tabs>
+        <w:spacing w:after="0" w:line="240" w:lineRule="auto" w:before="0"/>
       </w:pPr>
       <w:r>
+        <w:rPr>
+          <w:rFonts w:ascii="Arial" w:hAnsi="Arial"/>
+        </w:rPr>
         <w:t>A. a good influence of</w:t>
       </w:r>
-    </w:p>
-    <w:p>
-      <w:pPr>
-        <w:spacing w:after="20"/>
-      </w:pPr>
       <w:r>
+        <w:tab/>
         <w:t>B. a good influence at</w:t>
       </w:r>
     </w:p>
     <w:p>
       <w:pPr>
-        <w:spacing w:after="20"/>
+        <w:keepNext/>
+        <w:keepLines/>
+        <w:widowControl/>
+        <w:tabs>
+          <w:tab w:pos="5159" w:val="left"/>
+        </w:tabs>
+        <w:spacing w:after="0" w:line="240" w:lineRule="auto" w:before="0"/>
       </w:pPr>
       <w:r>
+        <w:rPr>
+          <w:rFonts w:ascii="Arial" w:hAnsi="Arial"/>
+        </w:rPr>
         <w:t>C. a good influence to</w:t>
       </w:r>
-    </w:p>
-    <w:p>
-      <w:pPr>
-        <w:spacing w:after="20"/>
-      </w:pPr>
       <w:r>
+        <w:tab/>
         <w:t>D. a good influence for</w:t>
       </w:r>
     </w:p>
     <w:p>
       <w:pPr>
-        <w:spacing w:after="20"/>
+        <w:keepNext w:val="0"/>
+        <w:keepLines/>
+        <w:widowControl/>
+        <w:spacing w:after="0" w:line="240" w:lineRule="auto" w:before="0"/>
       </w:pPr>
       <w:r>
+        <w:rPr>
+          <w:rFonts w:ascii="Arial" w:hAnsi="Arial"/>
+        </w:rPr>
         <w:t>E. a good influence on</w:t>
       </w:r>
     </w:p>
     <w:p>
+      <w:pPr>
+        <w:keepNext/>
+        <w:keepLines/>
+        <w:widowControl/>
+        <w:spacing w:line="240" w:lineRule="auto" w:before="100" w:after="40"/>
+      </w:pPr>
       <w:r>
+        <w:rPr>
+          <w:rFonts w:ascii="Arial" w:hAnsi="Arial"/>
+          <w:b/>
+        </w:rPr>
         <w:t>8. Which expression is natural in English?</w:t>
       </w:r>
     </w:p>
     <w:p>
       <w:pPr>
-        <w:spacing w:after="20"/>
+        <w:keepNext/>
+        <w:keepLines/>
+        <w:widowControl/>
+        <w:tabs>
+          <w:tab w:pos="5159" w:val="left"/>
+        </w:tabs>
+        <w:spacing w:after="0" w:line="240" w:lineRule="auto" w:before="0"/>
       </w:pPr>
       <w:r>
+        <w:rPr>
+          <w:rFonts w:ascii="Arial" w:hAnsi="Arial"/>
+        </w:rPr>
         <w:t>A. take a difference</w:t>
       </w:r>
-    </w:p>
-    <w:p>
-      <w:pPr>
-        <w:spacing w:after="20"/>
-      </w:pPr>
       <w:r>
+        <w:tab/>
         <w:t>B. make a difference</w:t>
       </w:r>
     </w:p>
     <w:p>
       <w:pPr>
-        <w:spacing w:after="20"/>
+        <w:keepNext/>
+        <w:keepLines/>
+        <w:widowControl/>
+        <w:tabs>
+          <w:tab w:pos="5159" w:val="left"/>
+        </w:tabs>
+        <w:spacing w:after="0" w:line="240" w:lineRule="auto" w:before="0"/>
       </w:pPr>
       <w:r>
+        <w:rPr>
+          <w:rFonts w:ascii="Arial" w:hAnsi="Arial"/>
+        </w:rPr>
         <w:t>C. have a difference</w:t>
       </w:r>
-    </w:p>
-    <w:p>
-      <w:pPr>
-        <w:spacing w:after="20"/>
-      </w:pPr>
       <w:r>
+        <w:tab/>
         <w:t>D. do a difference</w:t>
       </w:r>
     </w:p>
     <w:p>
       <w:pPr>
-        <w:spacing w:after="20"/>
+        <w:keepNext w:val="0"/>
+        <w:keepLines/>
+        <w:widowControl/>
+        <w:spacing w:after="0" w:line="240" w:lineRule="auto" w:before="0"/>
       </w:pPr>
       <w:r>
+        <w:rPr>
+          <w:rFonts w:ascii="Arial" w:hAnsi="Arial"/>
+        </w:rPr>
         <w:t>E. give a difference</w:t>
       </w:r>
     </w:p>
     <w:p>
+      <w:pPr>
+        <w:pStyle w:val="Heading1"/>
+        <w:keepNext/>
+        <w:keepLines/>
+        <w:widowControl/>
+        <w:spacing w:line="240" w:lineRule="auto" w:before="120" w:after="60"/>
+      </w:pPr>
       <w:r>
-        <w:br w:type="page"/>
-      </w:r>
-    </w:p>
-    <w:p>
-      <w:pPr>
-        <w:pStyle w:val="Heading1"/>
-      </w:pPr>
-      <w:r>
+        <w:rPr>
+          <w:rFonts w:ascii="Arial" w:hAnsi="Arial"/>
+        </w:rPr>
         <w:t>Grammar · 9–16</w:t>
       </w:r>
     </w:p>
     <w:p>
+      <w:pPr>
+        <w:keepNext/>
+        <w:keepLines/>
+        <w:widowControl/>
+        <w:spacing w:line="240" w:lineRule="auto" w:before="100" w:after="40"/>
+      </w:pPr>
       <w:r>
+        <w:rPr>
+          <w:rFonts w:ascii="Arial" w:hAnsi="Arial"/>
+          <w:b/>
+        </w:rPr>
         <w:t>9. Choose the form that completes the sentence: She put off ___ the expensive course until she had compared the alternatives.</w:t>
       </w:r>
     </w:p>
     <w:p>
       <w:pPr>
-        <w:spacing w:after="20"/>
+        <w:keepNext/>
+        <w:keepLines/>
+        <w:widowControl/>
+        <w:tabs>
+          <w:tab w:pos="5159" w:val="left"/>
+        </w:tabs>
+        <w:spacing w:after="0" w:line="240" w:lineRule="auto" w:before="0"/>
       </w:pPr>
       <w:r>
+        <w:rPr>
+          <w:rFonts w:ascii="Arial" w:hAnsi="Arial"/>
+        </w:rPr>
         <w:t>A. to enrolling on</w:t>
       </w:r>
-    </w:p>
-    <w:p>
-      <w:pPr>
-        <w:spacing w:after="20"/>
-      </w:pPr>
       <w:r>
+        <w:tab/>
         <w:t>B. enrol on</w:t>
       </w:r>
     </w:p>
     <w:p>
       <w:pPr>
-        <w:spacing w:after="20"/>
+        <w:keepNext/>
+        <w:keepLines/>
+        <w:widowControl/>
+        <w:tabs>
+          <w:tab w:pos="5159" w:val="left"/>
+        </w:tabs>
+        <w:spacing w:after="0" w:line="240" w:lineRule="auto" w:before="0"/>
       </w:pPr>
       <w:r>
+        <w:rPr>
+          <w:rFonts w:ascii="Arial" w:hAnsi="Arial"/>
+        </w:rPr>
         <w:t>C. enrolling on</w:t>
       </w:r>
-    </w:p>
-    <w:p>
-      <w:pPr>
-        <w:spacing w:after="20"/>
-      </w:pPr>
       <w:r>
+        <w:tab/>
         <w:t>D. to enrol on</w:t>
       </w:r>
     </w:p>
     <w:p>
       <w:pPr>
-        <w:spacing w:after="20"/>
+        <w:keepNext w:val="0"/>
+        <w:keepLines/>
+        <w:widowControl/>
+        <w:spacing w:after="0" w:line="240" w:lineRule="auto" w:before="0"/>
       </w:pPr>
       <w:r>
+        <w:rPr>
+          <w:rFonts w:ascii="Arial" w:hAnsi="Arial"/>
+        </w:rPr>
         <w:t>E. having enrol on</w:t>
       </w:r>
     </w:p>
     <w:p>
+      <w:pPr>
+        <w:keepNext/>
+        <w:keepLines/>
+        <w:widowControl/>
+        <w:spacing w:line="240" w:lineRule="auto" w:before="100" w:after="40"/>
+      </w:pPr>
       <w:r>
+        <w:rPr>
+          <w:rFonts w:ascii="Arial" w:hAnsi="Arial"/>
+          <w:b/>
+        </w:rPr>
         <w:t>10. Choose the form that completes the sentence: We cannot afford ___ a decision that ignores the long-term costs.</w:t>
       </w:r>
     </w:p>
     <w:p>
       <w:pPr>
-        <w:spacing w:after="20"/>
+        <w:keepNext/>
+        <w:keepLines/>
+        <w:widowControl/>
+        <w:tabs>
+          <w:tab w:pos="5159" w:val="left"/>
+        </w:tabs>
+        <w:spacing w:after="0" w:line="240" w:lineRule="auto" w:before="0"/>
       </w:pPr>
       <w:r>
+        <w:rPr>
+          <w:rFonts w:ascii="Arial" w:hAnsi="Arial"/>
+        </w:rPr>
         <w:t>A. making</w:t>
       </w:r>
-    </w:p>
-    <w:p>
-      <w:pPr>
-        <w:spacing w:after="20"/>
-      </w:pPr>
       <w:r>
+        <w:tab/>
         <w:t>B. to making</w:t>
       </w:r>
     </w:p>
     <w:p>
       <w:pPr>
-        <w:spacing w:after="20"/>
+        <w:keepNext/>
+        <w:keepLines/>
+        <w:widowControl/>
+        <w:tabs>
+          <w:tab w:pos="5159" w:val="left"/>
+        </w:tabs>
+        <w:spacing w:after="0" w:line="240" w:lineRule="auto" w:before="0"/>
       </w:pPr>
       <w:r>
+        <w:rPr>
+          <w:rFonts w:ascii="Arial" w:hAnsi="Arial"/>
+        </w:rPr>
         <w:t>C. having make</w:t>
       </w:r>
-    </w:p>
-    <w:p>
-      <w:pPr>
-        <w:spacing w:after="20"/>
-      </w:pPr>
       <w:r>
+        <w:tab/>
         <w:t>D. make</w:t>
       </w:r>
     </w:p>
     <w:p>
       <w:pPr>
-        <w:spacing w:after="20"/>
+        <w:keepNext w:val="0"/>
+        <w:keepLines/>
+        <w:widowControl/>
+        <w:spacing w:after="0" w:line="240" w:lineRule="auto" w:before="0"/>
       </w:pPr>
       <w:r>
+        <w:rPr>
+          <w:rFonts w:ascii="Arial" w:hAnsi="Arial"/>
+        </w:rPr>
         <w:t>E. to make</w:t>
       </w:r>
     </w:p>
     <w:p>
+      <w:pPr>
+        <w:keepNext/>
+        <w:keepLines/>
+        <w:widowControl/>
+        <w:spacing w:line="240" w:lineRule="auto" w:before="100" w:after="40"/>
+      </w:pPr>
       <w:r>
+        <w:rPr>
+          <w:rFonts w:ascii="Arial" w:hAnsi="Arial"/>
+          <w:b/>
+        </w:rPr>
         <w:t>11. Choose the correct completion: She was the first applicant ___ a workable solution.</w:t>
       </w:r>
     </w:p>
     <w:p>
       <w:pPr>
-        <w:spacing w:after="20"/>
+        <w:keepNext/>
+        <w:keepLines/>
+        <w:widowControl/>
+        <w:tabs>
+          <w:tab w:pos="5159" w:val="left"/>
+        </w:tabs>
+        <w:spacing w:after="0" w:line="240" w:lineRule="auto" w:before="0"/>
       </w:pPr>
       <w:r>
+        <w:rPr>
+          <w:rFonts w:ascii="Arial" w:hAnsi="Arial"/>
+        </w:rPr>
         <w:t>A. to proposing</w:t>
       </w:r>
-    </w:p>
-    <w:p>
-      <w:pPr>
-        <w:spacing w:after="20"/>
-      </w:pPr>
       <w:r>
+        <w:tab/>
         <w:t>B. to propose</w:t>
       </w:r>
     </w:p>
     <w:p>
       <w:pPr>
-        <w:spacing w:after="20"/>
+        <w:keepNext/>
+        <w:keepLines/>
+        <w:widowControl/>
+        <w:tabs>
+          <w:tab w:pos="5159" w:val="left"/>
+        </w:tabs>
+        <w:spacing w:after="0" w:line="240" w:lineRule="auto" w:before="0"/>
       </w:pPr>
       <w:r>
+        <w:rPr>
+          <w:rFonts w:ascii="Arial" w:hAnsi="Arial"/>
+        </w:rPr>
         <w:t>C. having propose</w:t>
       </w:r>
-    </w:p>
-    <w:p>
-      <w:pPr>
-        <w:spacing w:after="20"/>
-      </w:pPr>
       <w:r>
+        <w:tab/>
         <w:t>D. propose</w:t>
       </w:r>
     </w:p>
     <w:p>
       <w:pPr>
-        <w:spacing w:after="20"/>
+        <w:keepNext w:val="0"/>
+        <w:keepLines/>
+        <w:widowControl/>
+        <w:spacing w:after="0" w:line="240" w:lineRule="auto" w:before="0"/>
       </w:pPr>
       <w:r>
+        <w:rPr>
+          <w:rFonts w:ascii="Arial" w:hAnsi="Arial"/>
+        </w:rPr>
         <w:t>E. proposing</w:t>
       </w:r>
     </w:p>
     <w:p>
+      <w:pPr>
+        <w:keepNext/>
+        <w:keepLines/>
+        <w:widowControl/>
+        <w:spacing w:line="240" w:lineRule="auto" w:before="100" w:after="40"/>
+      </w:pPr>
       <w:r>
+        <w:rPr>
+          <w:rFonts w:ascii="Arial" w:hAnsi="Arial"/>
+          <w:b/>
+        </w:rPr>
         <w:t>12. He remembered locking the office before leaving. What does this mean?</w:t>
       </w:r>
     </w:p>
     <w:p>
       <w:pPr>
-        <w:spacing w:after="20"/>
+        <w:keepNext/>
+        <w:keepLines/>
+        <w:widowControl/>
+        <w:spacing w:after="0" w:line="240" w:lineRule="auto" w:before="0"/>
       </w:pPr>
       <w:r>
+        <w:rPr>
+          <w:rFonts w:ascii="Arial" w:hAnsi="Arial"/>
+        </w:rPr>
         <w:t>A. He stopped locking the office regularly.</w:t>
       </w:r>
     </w:p>
     <w:p>
       <w:pPr>
-        <w:spacing w:after="20"/>
+        <w:keepNext/>
+        <w:keepLines/>
+        <w:widowControl/>
+        <w:spacing w:after="0" w:line="240" w:lineRule="auto" w:before="0"/>
       </w:pPr>
       <w:r>
+        <w:rPr>
+          <w:rFonts w:ascii="Arial" w:hAnsi="Arial"/>
+        </w:rPr>
         <w:t>B. He arranged for another person to lock it.</w:t>
       </w:r>
     </w:p>
     <w:p>
       <w:pPr>
-        <w:spacing w:after="20"/>
+        <w:keepNext/>
+        <w:keepLines/>
+        <w:widowControl/>
+        <w:spacing w:after="0" w:line="240" w:lineRule="auto" w:before="0"/>
       </w:pPr>
       <w:r>
+        <w:rPr>
+          <w:rFonts w:ascii="Arial" w:hAnsi="Arial"/>
+        </w:rPr>
         <w:t>C. He forgot to lock the office.</w:t>
       </w:r>
     </w:p>
     <w:p>
       <w:pPr>
-        <w:spacing w:after="20"/>
+        <w:keepNext/>
+        <w:keepLines/>
+        <w:widowControl/>
+        <w:spacing w:after="0" w:line="240" w:lineRule="auto" w:before="0"/>
       </w:pPr>
       <w:r>
+        <w:rPr>
+          <w:rFonts w:ascii="Arial" w:hAnsi="Arial"/>
+        </w:rPr>
         <w:t>D. He recalled an action that had already happened.</w:t>
       </w:r>
     </w:p>
     <w:p>
       <w:pPr>
-        <w:spacing w:after="20"/>
+        <w:keepNext w:val="0"/>
+        <w:keepLines/>
+        <w:widowControl/>
+        <w:spacing w:after="0" w:line="240" w:lineRule="auto" w:before="0"/>
       </w:pPr>
       <w:r>
+        <w:rPr>
+          <w:rFonts w:ascii="Arial" w:hAnsi="Arial"/>
+        </w:rPr>
         <w:t>E. He reminded himself to lock the office later.</w:t>
       </w:r>
     </w:p>
     <w:p>
+      <w:pPr>
+        <w:keepNext/>
+        <w:keepLines/>
+        <w:widowControl/>
+        <w:spacing w:line="240" w:lineRule="auto" w:before="100" w:after="40"/>
+      </w:pPr>
       <w:r>
+        <w:rPr>
+          <w:rFonts w:ascii="Arial" w:hAnsi="Arial"/>
+          <w:b/>
+        </w:rPr>
         <w:t>13. Choose the correct completion: If I ___ a more reliable income now, I would be less anxious about changing careers.</w:t>
       </w:r>
     </w:p>
     <w:p>
       <w:pPr>
-        <w:spacing w:after="20"/>
+        <w:keepNext/>
+        <w:keepLines/>
+        <w:widowControl/>
+        <w:tabs>
+          <w:tab w:pos="5159" w:val="left"/>
+        </w:tabs>
+        <w:spacing w:after="0" w:line="240" w:lineRule="auto" w:before="0"/>
       </w:pPr>
       <w:r>
+        <w:rPr>
+          <w:rFonts w:ascii="Arial" w:hAnsi="Arial"/>
+        </w:rPr>
         <w:t>A. had had</w:t>
       </w:r>
-    </w:p>
-    <w:p>
-      <w:pPr>
-        <w:spacing w:after="20"/>
-      </w:pPr>
       <w:r>
+        <w:tab/>
         <w:t>B. have</w:t>
       </w:r>
     </w:p>
     <w:p>
       <w:pPr>
-        <w:spacing w:after="20"/>
+        <w:keepNext/>
+        <w:keepLines/>
+        <w:widowControl/>
+        <w:tabs>
+          <w:tab w:pos="5159" w:val="left"/>
+        </w:tabs>
+        <w:spacing w:after="0" w:line="240" w:lineRule="auto" w:before="0"/>
       </w:pPr>
       <w:r>
+        <w:rPr>
+          <w:rFonts w:ascii="Arial" w:hAnsi="Arial"/>
+        </w:rPr>
         <w:t>C. would have</w:t>
       </w:r>
-    </w:p>
-    <w:p>
-      <w:pPr>
-        <w:spacing w:after="20"/>
-      </w:pPr>
       <w:r>
+        <w:tab/>
         <w:t>D. had</w:t>
       </w:r>
     </w:p>
     <w:p>
       <w:pPr>
-        <w:spacing w:after="20"/>
+        <w:keepNext w:val="0"/>
+        <w:keepLines/>
+        <w:widowControl/>
+        <w:spacing w:after="0" w:line="240" w:lineRule="auto" w:before="0"/>
       </w:pPr>
       <w:r>
+        <w:rPr>
+          <w:rFonts w:ascii="Arial" w:hAnsi="Arial"/>
+        </w:rPr>
         <w:t>E. will have</w:t>
       </w:r>
     </w:p>
     <w:p>
+      <w:pPr>
+        <w:keepNext/>
+        <w:keepLines/>
+        <w:widowControl/>
+        <w:spacing w:line="240" w:lineRule="auto" w:before="100" w:after="40"/>
+      </w:pPr>
       <w:r>
+        <w:rPr>
+          <w:rFonts w:ascii="Arial" w:hAnsi="Arial"/>
+          <w:b/>
+        </w:rPr>
         <w:t>14. Choose the correct completion: If she had read the reviews, she ___ the unsuitable product last week.</w:t>
       </w:r>
     </w:p>
     <w:p>
       <w:pPr>
-        <w:spacing w:after="20"/>
+        <w:keepNext/>
+        <w:keepLines/>
+        <w:widowControl/>
+        <w:tabs>
+          <w:tab w:pos="5159" w:val="left"/>
+        </w:tabs>
+        <w:spacing w:after="0" w:line="240" w:lineRule="auto" w:before="0"/>
       </w:pPr>
       <w:r>
+        <w:rPr>
+          <w:rFonts w:ascii="Arial" w:hAnsi="Arial"/>
+        </w:rPr>
         <w:t>A. would not buy</w:t>
       </w:r>
-    </w:p>
-    <w:p>
-      <w:pPr>
-        <w:spacing w:after="20"/>
-      </w:pPr>
       <w:r>
+        <w:tab/>
         <w:t>B. did not buy</w:t>
       </w:r>
     </w:p>
     <w:p>
       <w:pPr>
-        <w:spacing w:after="20"/>
+        <w:keepNext/>
+        <w:keepLines/>
+        <w:widowControl/>
+        <w:tabs>
+          <w:tab w:pos="5159" w:val="left"/>
+        </w:tabs>
+        <w:spacing w:after="0" w:line="240" w:lineRule="auto" w:before="0"/>
       </w:pPr>
       <w:r>
+        <w:rPr>
+          <w:rFonts w:ascii="Arial" w:hAnsi="Arial"/>
+        </w:rPr>
         <w:t>C. had not bought</w:t>
       </w:r>
-    </w:p>
-    <w:p>
-      <w:pPr>
-        <w:spacing w:after="20"/>
-      </w:pPr>
       <w:r>
+        <w:tab/>
         <w:t>D. will not have bought</w:t>
       </w:r>
     </w:p>
     <w:p>
       <w:pPr>
-        <w:spacing w:after="20"/>
+        <w:keepNext w:val="0"/>
+        <w:keepLines/>
+        <w:widowControl/>
+        <w:spacing w:after="0" w:line="240" w:lineRule="auto" w:before="0"/>
       </w:pPr>
       <w:r>
+        <w:rPr>
+          <w:rFonts w:ascii="Arial" w:hAnsi="Arial"/>
+        </w:rPr>
         <w:t>E. would not have bought</w:t>
       </w:r>
     </w:p>
     <w:p>
+      <w:pPr>
+        <w:keepNext/>
+        <w:keepLines/>
+        <w:widowControl/>
+        <w:spacing w:line="240" w:lineRule="auto" w:before="100" w:after="40"/>
+      </w:pPr>
       <w:r>
+        <w:rPr>
+          <w:rFonts w:ascii="Arial" w:hAnsi="Arial"/>
+          <w:b/>
+        </w:rPr>
         <w:t>15. Choose the sentence in which will after if expresses willingness rather than a predicted future event.</w:t>
       </w:r>
     </w:p>
     <w:p>
       <w:pPr>
-        <w:spacing w:after="20"/>
+        <w:keepNext/>
+        <w:keepLines/>
+        <w:widowControl/>
+        <w:spacing w:after="0" w:line="240" w:lineRule="auto" w:before="0"/>
       </w:pPr>
       <w:r>
+        <w:rPr>
+          <w:rFonts w:ascii="Arial" w:hAnsi="Arial"/>
+        </w:rPr>
         <w:t>A. If the price will fall tomorrow, I will buy it.</w:t>
       </w:r>
     </w:p>
     <w:p>
       <w:pPr>
-        <w:spacing w:after="20"/>
+        <w:keepNext/>
+        <w:keepLines/>
+        <w:widowControl/>
+        <w:spacing w:after="0" w:line="240" w:lineRule="auto" w:before="0"/>
       </w:pPr>
       <w:r>
+        <w:rPr>
+          <w:rFonts w:ascii="Arial" w:hAnsi="Arial"/>
+        </w:rPr>
         <w:t>B. If it will rain tonight, we will cancel.</w:t>
       </w:r>
     </w:p>
     <w:p>
       <w:pPr>
-        <w:spacing w:after="20"/>
+        <w:keepNext/>
+        <w:keepLines/>
+        <w:widowControl/>
+        <w:spacing w:after="0" w:line="240" w:lineRule="auto" w:before="0"/>
       </w:pPr>
       <w:r>
+        <w:rPr>
+          <w:rFonts w:ascii="Arial" w:hAnsi="Arial"/>
+        </w:rPr>
         <w:t>C. If you will wait here, I will speak to the manager.</w:t>
       </w:r>
     </w:p>
     <w:p>
       <w:pPr>
-        <w:spacing w:after="20"/>
+        <w:keepNext/>
+        <w:keepLines/>
+        <w:widowControl/>
+        <w:spacing w:after="0" w:line="240" w:lineRule="auto" w:before="0"/>
       </w:pPr>
       <w:r>
+        <w:rPr>
+          <w:rFonts w:ascii="Arial" w:hAnsi="Arial"/>
+        </w:rPr>
         <w:t>D. If the shop will close at six, I will go earlier.</w:t>
       </w:r>
     </w:p>
     <w:p>
       <w:pPr>
-        <w:spacing w:after="20"/>
+        <w:keepNext w:val="0"/>
+        <w:keepLines/>
+        <w:widowControl/>
+        <w:spacing w:after="0" w:line="240" w:lineRule="auto" w:before="0"/>
       </w:pPr>
       <w:r>
+        <w:rPr>
+          <w:rFonts w:ascii="Arial" w:hAnsi="Arial"/>
+        </w:rPr>
         <w:t>E. If the delivery will arrive late, I will complain.</w:t>
       </w:r>
     </w:p>
     <w:p>
+      <w:pPr>
+        <w:keepNext/>
+        <w:keepLines/>
+        <w:widowControl/>
+        <w:spacing w:line="240" w:lineRule="auto" w:before="100" w:after="40"/>
+      </w:pPr>
       <w:r>
+        <w:rPr>
+          <w:rFonts w:ascii="Arial" w:hAnsi="Arial"/>
+          <w:b/>
+        </w:rPr>
         <w:t>16. Choose the correct completion: She accepted ___ offer because it was ___ only one that included training.</w:t>
       </w:r>
     </w:p>
     <w:p>
       <w:pPr>
-        <w:spacing w:after="20"/>
+        <w:keepNext/>
+        <w:keepLines/>
+        <w:widowControl/>
+        <w:tabs>
+          <w:tab w:pos="5159" w:val="left"/>
+        </w:tabs>
+        <w:spacing w:after="0" w:line="240" w:lineRule="auto" w:before="0"/>
       </w:pPr>
       <w:r>
+        <w:rPr>
+          <w:rFonts w:ascii="Arial" w:hAnsi="Arial"/>
+        </w:rPr>
         <w:t>A. an / the</w:t>
       </w:r>
-    </w:p>
-    <w:p>
-      <w:pPr>
-        <w:spacing w:after="20"/>
-      </w:pPr>
       <w:r>
+        <w:tab/>
         <w:t>B. the / a</w:t>
       </w:r>
     </w:p>
     <w:p>
       <w:pPr>
-        <w:spacing w:after="20"/>
+        <w:keepNext/>
+        <w:keepLines/>
+        <w:widowControl/>
+        <w:tabs>
+          <w:tab w:pos="5159" w:val="left"/>
+        </w:tabs>
+        <w:spacing w:after="0" w:line="240" w:lineRule="auto" w:before="0"/>
       </w:pPr>
       <w:r>
+        <w:rPr>
+          <w:rFonts w:ascii="Arial" w:hAnsi="Arial"/>
+        </w:rPr>
         <w:t>C. a / the</w:t>
       </w:r>
-    </w:p>
-    <w:p>
-      <w:pPr>
-        <w:spacing w:after="20"/>
-      </w:pPr>
       <w:r>
+        <w:tab/>
         <w:t>D. the / an</w:t>
       </w:r>
     </w:p>
     <w:p>
       <w:pPr>
-        <w:spacing w:after="20"/>
+        <w:keepNext w:val="0"/>
+        <w:keepLines/>
+        <w:widowControl/>
+        <w:spacing w:after="0" w:line="240" w:lineRule="auto" w:before="0"/>
       </w:pPr>
       <w:r>
+        <w:rPr>
+          <w:rFonts w:ascii="Arial" w:hAnsi="Arial"/>
+        </w:rPr>
         <w:t>E. an / an</w:t>
       </w:r>
     </w:p>
     <w:p>
+      <w:pPr>
+        <w:pStyle w:val="Heading1"/>
+        <w:keepNext/>
+        <w:keepLines/>
+        <w:widowControl/>
+        <w:spacing w:line="240" w:lineRule="auto" w:before="120" w:after="60"/>
+      </w:pPr>
       <w:r>
-        <w:br w:type="page"/>
-      </w:r>
-    </w:p>
-    <w:p>
-      <w:pPr>
-        <w:pStyle w:val="Heading1"/>
-      </w:pPr>
-      <w:r>
+        <w:rPr>
+          <w:rFonts w:ascii="Arial" w:hAnsi="Arial"/>
+        </w:rPr>
         <w:t>Group-specific vocabulary · 17–20</w:t>
       </w:r>
     </w:p>
     <w:p>
+      <w:pPr>
+        <w:keepNext/>
+        <w:keepLines/>
+        <w:widowControl/>
+        <w:spacing w:line="240" w:lineRule="auto" w:before="100" w:after="40"/>
+      </w:pPr>
       <w:r>
+        <w:rPr>
+          <w:rFonts w:ascii="Arial" w:hAnsi="Arial"/>
+          <w:b/>
+        </w:rPr>
         <w:t>17. Which sentence uses “janitor” correctly in meaning and usage?</w:t>
       </w:r>
     </w:p>
     <w:p>
       <w:pPr>
-        <w:spacing w:after="20"/>
+        <w:keepNext/>
+        <w:keepLines/>
+        <w:widowControl/>
+        <w:spacing w:after="0" w:line="240" w:lineRule="auto" w:before="0"/>
       </w:pPr>
       <w:r>
+        <w:rPr>
+          <w:rFonts w:ascii="Arial" w:hAnsi="Arial"/>
+        </w:rPr>
         <w:t>A. The school janitor was appointed to teach advanced mathematics.</w:t>
       </w:r>
     </w:p>
     <w:p>
       <w:pPr>
-        <w:spacing w:after="20"/>
+        <w:keepNext/>
+        <w:keepLines/>
+        <w:widowControl/>
+        <w:spacing w:after="0" w:line="240" w:lineRule="auto" w:before="0"/>
       </w:pPr>
       <w:r>
+        <w:rPr>
+          <w:rFonts w:ascii="Arial" w:hAnsi="Arial"/>
+        </w:rPr>
         <w:t>B. The school janitor treated the pupil’s broken arm.</w:t>
       </w:r>
     </w:p>
     <w:p>
       <w:pPr>
-        <w:spacing w:after="20"/>
+        <w:keepNext/>
+        <w:keepLines/>
+        <w:widowControl/>
+        <w:spacing w:after="0" w:line="240" w:lineRule="auto" w:before="0"/>
       </w:pPr>
       <w:r>
+        <w:rPr>
+          <w:rFonts w:ascii="Arial" w:hAnsi="Arial"/>
+        </w:rPr>
         <w:t>C. The school janitor cleaned the corridor and checked the building after lessons.</w:t>
       </w:r>
     </w:p>
     <w:p>
       <w:pPr>
-        <w:spacing w:after="20"/>
+        <w:keepNext/>
+        <w:keepLines/>
+        <w:widowControl/>
+        <w:spacing w:after="0" w:line="240" w:lineRule="auto" w:before="0"/>
       </w:pPr>
       <w:r>
+        <w:rPr>
+          <w:rFonts w:ascii="Arial" w:hAnsi="Arial"/>
+        </w:rPr>
         <w:t>D. The school janitor approved the national curriculum.</w:t>
       </w:r>
     </w:p>
     <w:p>
       <w:pPr>
-        <w:spacing w:after="20"/>
+        <w:keepNext w:val="0"/>
+        <w:keepLines/>
+        <w:widowControl/>
+        <w:spacing w:after="0" w:line="240" w:lineRule="auto" w:before="0"/>
       </w:pPr>
       <w:r>
+        <w:rPr>
+          <w:rFonts w:ascii="Arial" w:hAnsi="Arial"/>
+        </w:rPr>
         <w:t>E. The school janitor was hired to represent pupils in court.</w:t>
       </w:r>
     </w:p>
     <w:p>
+      <w:pPr>
+        <w:keepNext/>
+        <w:keepLines/>
+        <w:widowControl/>
+        <w:spacing w:line="240" w:lineRule="auto" w:before="100" w:after="40"/>
+      </w:pPr>
       <w:r>
+        <w:rPr>
+          <w:rFonts w:ascii="Arial" w:hAnsi="Arial"/>
+          <w:b/>
+        </w:rPr>
         <w:t>18. Which sentence uses “peer” correctly in meaning and usage?</w:t>
       </w:r>
     </w:p>
     <w:p>
       <w:pPr>
-        <w:spacing w:after="20"/>
+        <w:keepNext/>
+        <w:keepLines/>
+        <w:widowControl/>
+        <w:spacing w:after="0" w:line="240" w:lineRule="auto" w:before="0"/>
       </w:pPr>
       <w:r>
+        <w:rPr>
+          <w:rFonts w:ascii="Arial" w:hAnsi="Arial"/>
+        </w:rPr>
         <w:t>A. I asked a peer with the same job level to review my proposal.</w:t>
       </w:r>
     </w:p>
     <w:p>
       <w:pPr>
-        <w:spacing w:after="20"/>
+        <w:keepNext/>
+        <w:keepLines/>
+        <w:widowControl/>
+        <w:spacing w:after="0" w:line="240" w:lineRule="auto" w:before="0"/>
       </w:pPr>
       <w:r>
+        <w:rPr>
+          <w:rFonts w:ascii="Arial" w:hAnsi="Arial"/>
+        </w:rPr>
         <w:t>B. My peer is the person who owns and controls the company.</w:t>
       </w:r>
     </w:p>
     <w:p>
       <w:pPr>
-        <w:spacing w:after="20"/>
+        <w:keepNext/>
+        <w:keepLines/>
+        <w:widowControl/>
+        <w:spacing w:after="0" w:line="240" w:lineRule="auto" w:before="0"/>
       </w:pPr>
       <w:r>
+        <w:rPr>
+          <w:rFonts w:ascii="Arial" w:hAnsi="Arial"/>
+        </w:rPr>
         <w:t>C. My peer is the trainee whose work I supervise.</w:t>
       </w:r>
     </w:p>
     <w:p>
       <w:pPr>
-        <w:spacing w:after="20"/>
+        <w:keepNext/>
+        <w:keepLines/>
+        <w:widowControl/>
+        <w:spacing w:after="0" w:line="240" w:lineRule="auto" w:before="0"/>
       </w:pPr>
       <w:r>
+        <w:rPr>
+          <w:rFonts w:ascii="Arial" w:hAnsi="Arial"/>
+        </w:rPr>
         <w:t>D. My peer is any customer who visits our shop.</w:t>
       </w:r>
     </w:p>
     <w:p>
       <w:pPr>
-        <w:spacing w:after="20"/>
+        <w:keepNext w:val="0"/>
+        <w:keepLines/>
+        <w:widowControl/>
+        <w:spacing w:after="0" w:line="240" w:lineRule="auto" w:before="0"/>
       </w:pPr>
       <w:r>
+        <w:rPr>
+          <w:rFonts w:ascii="Arial" w:hAnsi="Arial"/>
+        </w:rPr>
         <w:t>E. My peer is the manager who directly supervises all my work.</w:t>
       </w:r>
     </w:p>
     <w:p>
+      <w:pPr>
+        <w:keepNext/>
+        <w:keepLines/>
+        <w:widowControl/>
+        <w:spacing w:line="240" w:lineRule="auto" w:before="100" w:after="40"/>
+      </w:pPr>
       <w:r>
+        <w:rPr>
+          <w:rFonts w:ascii="Arial" w:hAnsi="Arial"/>
+          <w:b/>
+        </w:rPr>
         <w:t>19. Which sentence uses “overtime” correctly in meaning and usage?</w:t>
       </w:r>
     </w:p>
     <w:p>
       <w:pPr>
-        <w:spacing w:after="20"/>
+        <w:keepNext/>
+        <w:keepLines/>
+        <w:widowControl/>
+        <w:spacing w:after="0" w:line="240" w:lineRule="auto" w:before="0"/>
       </w:pPr>
       <w:r>
+        <w:rPr>
+          <w:rFonts w:ascii="Arial" w:hAnsi="Arial"/>
+        </w:rPr>
         <w:t>A. My travel expenses were reimbursed as overtime.</w:t>
       </w:r>
     </w:p>
     <w:p>
       <w:pPr>
-        <w:spacing w:after="20"/>
+        <w:keepNext/>
+        <w:keepLines/>
+        <w:widowControl/>
+        <w:spacing w:after="0" w:line="240" w:lineRule="auto" w:before="0"/>
       </w:pPr>
       <w:r>
+        <w:rPr>
+          <w:rFonts w:ascii="Arial" w:hAnsi="Arial"/>
+        </w:rPr>
         <w:t>B. The company gym membership was listed as overtime.</w:t>
       </w:r>
     </w:p>
     <w:p>
       <w:pPr>
-        <w:spacing w:after="20"/>
+        <w:keepNext/>
+        <w:keepLines/>
+        <w:widowControl/>
+        <w:spacing w:after="0" w:line="240" w:lineRule="auto" w:before="0"/>
       </w:pPr>
       <w:r>
+        <w:rPr>
+          <w:rFonts w:ascii="Arial" w:hAnsi="Arial"/>
+        </w:rPr>
         <w:t>C. I received overtime because I was promoted, although I worked no extra hours.</w:t>
       </w:r>
     </w:p>
     <w:p>
       <w:pPr>
-        <w:spacing w:after="20"/>
+        <w:keepNext/>
+        <w:keepLines/>
+        <w:widowControl/>
+        <w:spacing w:after="0" w:line="240" w:lineRule="auto" w:before="0"/>
       </w:pPr>
       <w:r>
+        <w:rPr>
+          <w:rFonts w:ascii="Arial" w:hAnsi="Arial"/>
+        </w:rPr>
         <w:t>D. The ordinary hours within my contracted week were paid as overtime.</w:t>
       </w:r>
     </w:p>
     <w:p>
       <w:pPr>
-        <w:spacing w:after="20"/>
+        <w:keepNext w:val="0"/>
+        <w:keepLines/>
+        <w:widowControl/>
+        <w:spacing w:after="0" w:line="240" w:lineRule="auto" w:before="0"/>
       </w:pPr>
       <w:r>
+        <w:rPr>
+          <w:rFonts w:ascii="Arial" w:hAnsi="Arial"/>
+        </w:rPr>
         <w:t>E. The extra hours beyond my contracted week were paid as overtime.</w:t>
       </w:r>
     </w:p>
     <w:p>
+      <w:pPr>
+        <w:keepNext/>
+        <w:keepLines/>
+        <w:widowControl/>
+        <w:spacing w:line="240" w:lineRule="auto" w:before="100" w:after="40"/>
+      </w:pPr>
       <w:r>
+        <w:rPr>
+          <w:rFonts w:ascii="Arial" w:hAnsi="Arial"/>
+          <w:b/>
+        </w:rPr>
         <w:t>20. Which sentence uses “onboarding” correctly in meaning and usage?</w:t>
       </w:r>
     </w:p>
     <w:p>
       <w:pPr>
-        <w:spacing w:after="20"/>
+        <w:keepNext/>
+        <w:keepLines/>
+        <w:widowControl/>
+        <w:spacing w:after="0" w:line="240" w:lineRule="auto" w:before="0"/>
       </w:pPr>
       <w:r>
+        <w:rPr>
+          <w:rFonts w:ascii="Arial" w:hAnsi="Arial"/>
+        </w:rPr>
         <w:t>A. Onboarding was the advertising campaign used to attract customers.</w:t>
       </w:r>
     </w:p>
     <w:p>
       <w:pPr>
-        <w:spacing w:after="20"/>
+        <w:keepNext/>
+        <w:keepLines/>
+        <w:widowControl/>
+        <w:spacing w:after="0" w:line="240" w:lineRule="auto" w:before="0"/>
       </w:pPr>
       <w:r>
+        <w:rPr>
+          <w:rFonts w:ascii="Arial" w:hAnsi="Arial"/>
+        </w:rPr>
         <w:t>B. Onboarding was the payment made when an employee retired.</w:t>
       </w:r>
     </w:p>
     <w:p>
       <w:pPr>
-        <w:spacing w:after="20"/>
+        <w:keepNext/>
+        <w:keepLines/>
+        <w:widowControl/>
+        <w:spacing w:after="0" w:line="240" w:lineRule="auto" w:before="0"/>
       </w:pPr>
       <w:r>
+        <w:rPr>
+          <w:rFonts w:ascii="Arial" w:hAnsi="Arial"/>
+        </w:rPr>
         <w:t>C. Onboarding helped the new employee learn our systems and meet the team.</w:t>
       </w:r>
     </w:p>
     <w:p>
       <w:pPr>
-        <w:spacing w:after="20"/>
+        <w:keepNext/>
+        <w:keepLines/>
+        <w:widowControl/>
+        <w:spacing w:after="0" w:line="240" w:lineRule="auto" w:before="0"/>
       </w:pPr>
       <w:r>
+        <w:rPr>
+          <w:rFonts w:ascii="Arial" w:hAnsi="Arial"/>
+        </w:rPr>
         <w:t>D. Onboarding was the promotion of a manager to director.</w:t>
       </w:r>
     </w:p>
     <w:p>
       <w:pPr>
-        <w:spacing w:after="20"/>
+        <w:keepNext w:val="0"/>
+        <w:keepLines/>
+        <w:widowControl/>
+        <w:spacing w:after="0" w:line="240" w:lineRule="auto" w:before="0"/>
       </w:pPr>
       <w:r>
+        <w:rPr>
+          <w:rFonts w:ascii="Arial" w:hAnsi="Arial"/>
+        </w:rPr>
         <w:t>E. Onboarding was the process of dismissing an employee.</w:t>
       </w:r>
     </w:p>
     <w:p>
       <w:pPr>
         <w:pStyle w:val="Heading1"/>
+        <w:keepNext/>
+        <w:keepLines/>
+        <w:widowControl/>
+        <w:spacing w:line="240" w:lineRule="auto" w:before="120" w:after="60"/>
       </w:pPr>
       <w:r>
+        <w:rPr>
+          <w:rFonts w:ascii="Arial" w:hAnsi="Arial"/>
+        </w:rPr>
         <w:t>Essay · about 250 words</w:t>
       </w:r>
     </w:p>
     <w:p>
+      <w:pPr>
+        <w:keepLines/>
+        <w:widowControl/>
+        <w:spacing w:line="240" w:lineRule="auto" w:before="0" w:after="40"/>
+      </w:pPr>
       <w:r>
+        <w:rPr>
+          <w:rFonts w:ascii="Arial" w:hAnsi="Arial"/>
+        </w:rPr>
         <w:t>Choose ONE topic. Write about 250 words (recommended range: 225–275). Consider both perspectives, support your ideas with examples and give a reasoned conclusion. Use your own words. Do not use AI or copy task sentences or the reading preview. General or invented examples are welcome; personal disclosure is not required.</w:t>
       </w:r>
     </w:p>
     <w:p>
+      <w:pPr>
+        <w:keepNext w:val="0"/>
+        <w:keepLines/>
+        <w:widowControl/>
+        <w:spacing w:line="240" w:lineRule="auto" w:before="100" w:after="40"/>
+      </w:pPr>
       <w:r>
+        <w:rPr>
+          <w:rFonts w:ascii="Arial" w:hAnsi="Arial"/>
+        </w:rPr>
         <w:t>1. Meaningful work matters more than a high salary. To what extent do you agree?</w:t>
       </w:r>
     </w:p>
     <w:p>
+      <w:pPr>
+        <w:keepNext w:val="0"/>
+        <w:keepLines/>
+        <w:widowControl/>
+        <w:spacing w:line="240" w:lineRule="auto" w:before="100" w:after="40"/>
+      </w:pPr>
       <w:r>
+        <w:rPr>
+          <w:rFonts w:ascii="Arial" w:hAnsi="Arial"/>
+        </w:rPr>
         <w:t>2. Having more choices does not always make people happier. Discuss the advantages and disadvantages of a wide range of choices.</w:t>
       </w:r>
     </w:p>
     <w:p>
+      <w:pPr>
+        <w:keepNext w:val="0"/>
+        <w:keepLines/>
+        <w:widowControl/>
+        <w:spacing w:line="240" w:lineRule="auto" w:before="100" w:after="40"/>
+      </w:pPr>
       <w:r>
+        <w:rPr>
+          <w:rFonts w:ascii="Arial" w:hAnsi="Arial"/>
+        </w:rPr>
         <w:t>3. Companies should take responsibility for encouraging impulsive purchases. To what extent do you agree?</w:t>
       </w:r>
     </w:p>
     <w:p>
+      <w:pPr>
+        <w:keepNext w:val="0"/>
+        <w:keepLines/>
+        <w:widowControl/>
+        <w:spacing w:line="240" w:lineRule="auto" w:before="100" w:after="40"/>
+      </w:pPr>
       <w:r>
+        <w:rPr>
+          <w:rFonts w:ascii="Arial" w:hAnsi="Arial"/>
+        </w:rPr>
         <w:t>4. Paying people for small favours can damage relationships. Discuss both perspectives.</w:t>
       </w:r>
     </w:p>
     <w:p>
+      <w:pPr>
+        <w:keepLines/>
+        <w:widowControl/>
+        <w:spacing w:line="240" w:lineRule="auto" w:before="0" w:after="40"/>
+      </w:pPr>
       <w:r>
+        <w:rPr>
+          <w:rFonts w:ascii="Arial" w:hAnsi="Arial"/>
+        </w:rPr>
         <w:t>Write your essay on the separate essay sheet. Only the research participation box may be filled in on this question paper; use ZipGrade for answers 1–20.</w:t>
       </w:r>
     </w:p>
     <w:sectPr>
       <w:pgSz w:w="11906" w:h="16838"/>
-      <w:pgMar w:top="737" w:right="907" w:bottom="737" w:left="907" w:header="720" w:footer="720" w:gutter="0"/>
+      <w:pgMar w:top="652" w:right="709" w:bottom="652" w:left="709" w:header="283" w:footer="283" w:gutter="0"/>
       <w:cols w:space="720"/>
       <w:docGrid w:linePitch="360"/>
     </w:sectPr>
@@ -1413,11 +2167,11 @@
     <w:qFormat/>
     <w:rsid w:val="00FC693F"/>
     <w:pPr>
-      <w:spacing w:after="100"/>
+      <w:spacing w:after="40" w:line="240" w:lineRule="auto"/>
     </w:pPr>
     <w:rPr>
-      <w:rFonts w:ascii="Calibri" w:hAnsi="Calibri"/>
-      <w:sz w:val="21"/>
+      <w:rFonts w:ascii="Arial" w:hAnsi="Arial"/>
+      <w:sz w:val="22"/>
     </w:rPr>
   </w:style>
   <w:style w:type="paragraph" w:styleId="Header">
@@ -1475,15 +2229,15 @@
     <w:pPr>
       <w:keepNext/>
       <w:keepLines/>
-      <w:spacing w:before="480" w:after="0"/>
+      <w:spacing w:before="120" w:after="60"/>
       <w:outlineLvl w:val="0"/>
     </w:pPr>
     <w:rPr>
-      <w:rFonts w:asciiTheme="majorHAnsi" w:eastAsiaTheme="majorEastAsia" w:hAnsiTheme="majorHAnsi" w:cstheme="majorBidi"/>
+      <w:rFonts w:asciiTheme="majorHAnsi" w:eastAsiaTheme="majorEastAsia" w:hAnsiTheme="majorHAnsi" w:cstheme="majorBidi" w:ascii="Arial" w:hAnsi="Arial"/>
       <w:b/>
       <w:bCs/>
       <w:color w:val="365F91" w:themeColor="accent1" w:themeShade="BF"/>
-      <w:sz w:val="28"/>
+      <w:sz w:val="23"/>
       <w:szCs w:val="28"/>
     </w:rPr>
   </w:style>
@@ -1499,15 +2253,15 @@
     <w:pPr>
       <w:keepNext/>
       <w:keepLines/>
-      <w:spacing w:before="200" w:after="0"/>
+      <w:spacing w:before="120" w:after="60"/>
       <w:outlineLvl w:val="1"/>
     </w:pPr>
     <w:rPr>
-      <w:rFonts w:asciiTheme="majorHAnsi" w:eastAsiaTheme="majorEastAsia" w:hAnsiTheme="majorHAnsi" w:cstheme="majorBidi"/>
+      <w:rFonts w:asciiTheme="majorHAnsi" w:eastAsiaTheme="majorEastAsia" w:hAnsiTheme="majorHAnsi" w:cstheme="majorBidi" w:ascii="Arial" w:hAnsi="Arial"/>
       <w:b/>
       <w:bCs/>
       <w:color w:val="4F81BD" w:themeColor="accent1"/>
-      <w:sz w:val="26"/>
+      <w:sz w:val="22"/>
       <w:szCs w:val="26"/>
     </w:rPr>
   </w:style>
@@ -1764,15 +2518,15 @@
       <w:pBdr>
         <w:bottom w:val="single" w:sz="8" w:space="4" w:color="4F81BD" w:themeColor="accent1"/>
       </w:pBdr>
-      <w:spacing w:after="300" w:line="240" w:lineRule="auto"/>
+      <w:spacing w:after="60" w:line="240" w:lineRule="auto" w:before="120"/>
       <w:contextualSpacing/>
     </w:pPr>
     <w:rPr>
-      <w:rFonts w:asciiTheme="majorHAnsi" w:eastAsiaTheme="majorEastAsia" w:hAnsiTheme="majorHAnsi" w:cstheme="majorBidi"/>
+      <w:rFonts w:asciiTheme="majorHAnsi" w:eastAsiaTheme="majorEastAsia" w:hAnsiTheme="majorHAnsi" w:cstheme="majorBidi" w:ascii="Arial" w:hAnsi="Arial"/>
       <w:color w:val="17365D" w:themeColor="text2" w:themeShade="BF"/>
       <w:spacing w:val="5"/>
       <w:kern w:val="28"/>
-      <w:sz w:val="52"/>
+      <w:sz w:val="30"/>
       <w:szCs w:val="52"/>
     </w:rPr>
   </w:style>

--- a/frontend/templates/Revision-Unit-7-Group-215-paper.docx
+++ b/frontend/templates/Revision-Unit-7-Group-215-paper.docx
@@ -162,6 +162,9 @@
         <w:t>A. inclination</w:t>
       </w:r>
       <w:r>
+        <w:rPr>
+          <w:rFonts w:ascii="Arial" w:hAnsi="Arial"/>
+        </w:rPr>
         <w:tab/>
         <w:t>B. scarcity</w:t>
       </w:r>
@@ -183,6 +186,9 @@
         <w:t>C. aspiration</w:t>
       </w:r>
       <w:r>
+        <w:rPr>
+          <w:rFonts w:ascii="Arial" w:hAnsi="Arial"/>
+        </w:rPr>
         <w:tab/>
         <w:t>D. fulfilment</w:t>
       </w:r>
@@ -235,6 +241,9 @@
         <w:t>A. conundrum</w:t>
       </w:r>
       <w:r>
+        <w:rPr>
+          <w:rFonts w:ascii="Arial" w:hAnsi="Arial"/>
+        </w:rPr>
         <w:tab/>
         <w:t>B. calling</w:t>
       </w:r>
@@ -256,6 +265,9 @@
         <w:t>C. aspiration</w:t>
       </w:r>
       <w:r>
+        <w:rPr>
+          <w:rFonts w:ascii="Arial" w:hAnsi="Arial"/>
+        </w:rPr>
         <w:tab/>
         <w:t>D. inclination</w:t>
       </w:r>
@@ -308,6 +320,9 @@
         <w:t>A. inclination</w:t>
       </w:r>
       <w:r>
+        <w:rPr>
+          <w:rFonts w:ascii="Arial" w:hAnsi="Arial"/>
+        </w:rPr>
         <w:tab/>
         <w:t>B. fulfilment</w:t>
       </w:r>
@@ -329,6 +344,9 @@
         <w:t>C. scarcity</w:t>
       </w:r>
       <w:r>
+        <w:rPr>
+          <w:rFonts w:ascii="Arial" w:hAnsi="Arial"/>
+        </w:rPr>
         <w:tab/>
         <w:t>D. aspiration</w:t>
       </w:r>
@@ -379,6 +397,9 @@
         <w:t>A. conundrum</w:t>
       </w:r>
       <w:r>
+        <w:rPr>
+          <w:rFonts w:ascii="Arial" w:hAnsi="Arial"/>
+        </w:rPr>
         <w:tab/>
         <w:t>B. calling</w:t>
       </w:r>
@@ -400,6 +421,9 @@
         <w:t>C. scarcity</w:t>
       </w:r>
       <w:r>
+        <w:rPr>
+          <w:rFonts w:ascii="Arial" w:hAnsi="Arial"/>
+        </w:rPr>
         <w:tab/>
         <w:t>D. aspiration</w:t>
       </w:r>
@@ -600,7 +624,7 @@
           <w:rFonts w:ascii="Arial" w:hAnsi="Arial"/>
           <w:b/>
         </w:rPr>
-        <w:t>7. Which expression is natural in English?</w:t>
+        <w:t>7. A trainee began checking facts carefully and treating customers more patiently after working with an experienced colleague who modelled these habits. Which expression describes the colleague’s role?</w:t>
       </w:r>
     </w:p>
     <w:p>
@@ -617,11 +641,9 @@
         <w:rPr>
           <w:rFonts w:ascii="Arial" w:hAnsi="Arial"/>
         </w:rPr>
-        <w:t>A. a good influence of</w:t>
-      </w:r>
-      <w:r>
+        <w:t>A. a yardstick for</w:t>
         <w:tab/>
-        <w:t>B. a good influence at</w:t>
+        <w:t>B. a ripple effect of</w:t>
       </w:r>
     </w:p>
     <w:p>
@@ -638,11 +660,9 @@
         <w:rPr>
           <w:rFonts w:ascii="Arial" w:hAnsi="Arial"/>
         </w:rPr>
-        <w:t>C. a good influence to</w:t>
-      </w:r>
-      <w:r>
+        <w:t>C. a calling to</w:t>
         <w:tab/>
-        <w:t>D. a good influence for</w:t>
+        <w:t>D. a scarcity of</w:t>
       </w:r>
     </w:p>
     <w:p>
@@ -671,7 +691,7 @@
           <w:rFonts w:ascii="Arial" w:hAnsi="Arial"/>
           <w:b/>
         </w:rPr>
-        <w:t>8. Which expression is natural in English?</w:t>
+        <w:t>8. A small change to the bus timetable meant that dozens of workers could finally reach their shifts on time. Which expression describes the practical impact of the change?</w:t>
       </w:r>
     </w:p>
     <w:p>
@@ -688,9 +708,7 @@
         <w:rPr>
           <w:rFonts w:ascii="Arial" w:hAnsi="Arial"/>
         </w:rPr>
-        <w:t>A. take a difference</w:t>
-      </w:r>
-      <w:r>
+        <w:t>A. take pleasure in</w:t>
         <w:tab/>
         <w:t>B. make a difference</w:t>
       </w:r>
@@ -709,11 +727,9 @@
         <w:rPr>
           <w:rFonts w:ascii="Arial" w:hAnsi="Arial"/>
         </w:rPr>
-        <w:t>C. have a difference</w:t>
-      </w:r>
-      <w:r>
+        <w:t>C. act on a whim</w:t>
         <w:tab/>
-        <w:t>D. do a difference</w:t>
+        <w:t>D. find a calling</w:t>
       </w:r>
     </w:p>
     <w:p>
@@ -727,7 +743,7 @@
         <w:rPr>
           <w:rFonts w:ascii="Arial" w:hAnsi="Arial"/>
         </w:rPr>
-        <w:t>E. give a difference</w:t>
+        <w:t>E. sweeten the deal</w:t>
       </w:r>
     </w:p>
     <w:p>
@@ -777,6 +793,9 @@
         <w:t>A. to enrolling on</w:t>
       </w:r>
       <w:r>
+        <w:rPr>
+          <w:rFonts w:ascii="Arial" w:hAnsi="Arial"/>
+        </w:rPr>
         <w:tab/>
         <w:t>B. enrol on</w:t>
       </w:r>
@@ -798,6 +817,9 @@
         <w:t>C. enrolling on</w:t>
       </w:r>
       <w:r>
+        <w:rPr>
+          <w:rFonts w:ascii="Arial" w:hAnsi="Arial"/>
+        </w:rPr>
         <w:tab/>
         <w:t>D. to enrol on</w:t>
       </w:r>
@@ -848,6 +870,9 @@
         <w:t>A. making</w:t>
       </w:r>
       <w:r>
+        <w:rPr>
+          <w:rFonts w:ascii="Arial" w:hAnsi="Arial"/>
+        </w:rPr>
         <w:tab/>
         <w:t>B. to making</w:t>
       </w:r>
@@ -869,6 +894,9 @@
         <w:t>C. having make</w:t>
       </w:r>
       <w:r>
+        <w:rPr>
+          <w:rFonts w:ascii="Arial" w:hAnsi="Arial"/>
+        </w:rPr>
         <w:tab/>
         <w:t>D. make</w:t>
       </w:r>
@@ -919,6 +947,9 @@
         <w:t>A. to proposing</w:t>
       </w:r>
       <w:r>
+        <w:rPr>
+          <w:rFonts w:ascii="Arial" w:hAnsi="Arial"/>
+        </w:rPr>
         <w:tab/>
         <w:t>B. to propose</w:t>
       </w:r>
@@ -940,6 +971,9 @@
         <w:t>C. having propose</w:t>
       </w:r>
       <w:r>
+        <w:rPr>
+          <w:rFonts w:ascii="Arial" w:hAnsi="Arial"/>
+        </w:rPr>
         <w:tab/>
         <w:t>D. propose</w:t>
       </w:r>
@@ -1075,6 +1109,9 @@
         <w:t>A. had had</w:t>
       </w:r>
       <w:r>
+        <w:rPr>
+          <w:rFonts w:ascii="Arial" w:hAnsi="Arial"/>
+        </w:rPr>
         <w:tab/>
         <w:t>B. have</w:t>
       </w:r>
@@ -1096,6 +1133,9 @@
         <w:t>C. would have</w:t>
       </w:r>
       <w:r>
+        <w:rPr>
+          <w:rFonts w:ascii="Arial" w:hAnsi="Arial"/>
+        </w:rPr>
         <w:tab/>
         <w:t>D. had</w:t>
       </w:r>
@@ -1146,6 +1186,9 @@
         <w:t>A. would not buy</w:t>
       </w:r>
       <w:r>
+        <w:rPr>
+          <w:rFonts w:ascii="Arial" w:hAnsi="Arial"/>
+        </w:rPr>
         <w:tab/>
         <w:t>B. did not buy</w:t>
       </w:r>
@@ -1167,6 +1210,9 @@
         <w:t>C. had not bought</w:t>
       </w:r>
       <w:r>
+        <w:rPr>
+          <w:rFonts w:ascii="Arial" w:hAnsi="Arial"/>
+        </w:rPr>
         <w:tab/>
         <w:t>D. will not have bought</w:t>
       </w:r>
@@ -1302,6 +1348,9 @@
         <w:t>A. an / the</w:t>
       </w:r>
       <w:r>
+        <w:rPr>
+          <w:rFonts w:ascii="Arial" w:hAnsi="Arial"/>
+        </w:rPr>
         <w:tab/>
         <w:t>B. the / a</w:t>
       </w:r>
@@ -1323,6 +1372,9 @@
         <w:t>C. a / the</w:t>
       </w:r>
       <w:r>
+        <w:rPr>
+          <w:rFonts w:ascii="Arial" w:hAnsi="Arial"/>
+        </w:rPr>
         <w:tab/>
         <w:t>D. the / an</w:t>
       </w:r>

--- a/frontend/templates/Revision-Unit-7-Group-215-paper.docx
+++ b/frontend/templates/Revision-Unit-7-Group-215-paper.docx
@@ -1773,7 +1773,7 @@
         <w:rPr>
           <w:rFonts w:ascii="Arial" w:hAnsi="Arial"/>
         </w:rPr>
-        <w:t>Choose ONE topic. Write about 250 words (recommended range: 225–275). Consider both perspectives, support your ideas with examples and give a reasoned conclusion. Use your own words. Do not use AI or copy task sentences or the reading preview. General or invented examples are welcome; personal disclosure is not required.</w:t>
+        <w:t>Choose ONE topic. Write about 250 words (recommended range: 225–275). Consider both perspectives, support your ideas with examples and give a reasoned conclusion. Use your own words. Do not use AI or copy task sentences or the reading preview. General or invented examples are welcome; personal disclosure is not required. Use vocabulary and grammar constructions studied in your group, naturally and appropriately.</w:t>
       </w:r>
     </w:p>
     <w:p>
